--- a/manuscript.docx
+++ b/manuscript.docx
@@ -1937,7 +1937,35 @@
         <w:t xml:space="preserve"> </w:t>
       </w:r>
       <w:r>
-        <w:t xml:space="preserve">B; Table 1). Although the fitted smooths suggested modest non-linear variation along the Late Holocene anomaly PC1 and the Late Holocene anomaly PC2 gradients (Figure ; , neither relationship was statistically significant. Palm FRic also showed no detectable response to the LGM gradient from weaker to stronger cooling (LGM anomaly PC1) or the LGM seasonality and dry-season-moisture gradient (LGM anomaly PC2).</w:t>
+        <w:t xml:space="preserve">B; Table 1). Although the fitted smooths suggested modest non-linear variation along the Late Holocene anomaly PC1 and the Late Holocene anomaly PC2 gradients (FigureS5 C-D), neither relationship was statistically significant (Table 1). Palm FRic also showed no detectable response to LGM anomaly PC1 or the LGM anomaly PC2 (FigureS5 E-F; Table 1). Palm functional dispersion (FDis) showed no detectable association with the contemporary warm–humid-to-seasonal gradient (current PC1) (</w:t>
+      </w:r>
+      <w:hyperlink w:anchor="fig-04">
+        <w:r>
+          <w:rPr>
+            <w:rStyle w:val="Hyperlink"/>
+          </w:rPr>
+          <w:t xml:space="preserve">Figure 4</w:t>
+        </w:r>
+      </w:hyperlink>
+      <w:r>
+        <w:t xml:space="preserve"> </w:t>
+      </w:r>
+      <w:r>
+        <w:t xml:space="preserve">C; Table 1) and only weak evidence of non-linear variation along the warm–dry-to-cool–wet gradient (current PC2) (</w:t>
+      </w:r>
+      <w:hyperlink w:anchor="fig-04">
+        <w:r>
+          <w:rPr>
+            <w:rStyle w:val="Hyperlink"/>
+          </w:rPr>
+          <w:t xml:space="preserve">Figure 4</w:t>
+        </w:r>
+      </w:hyperlink>
+      <w:r>
+        <w:t xml:space="preserve"> </w:t>
+      </w:r>
+      <w:r>
+        <w:t xml:space="preserve">C; Table 1). In contrast, palm FDis responded significantly and non-linearly to Late Holocene anomaly PC1 (FigureS6 C; Table 1). No relationships were detected with Late Holocene anomaly PC2 or with either LGM anomaly axis (FigureS6 D-F; Table 1).</w:t>
       </w:r>
     </w:p>
     <w:p>
@@ -1945,23 +1973,63 @@
         <w:pStyle w:val="BodyText"/>
       </w:pPr>
       <w:r>
-        <w:t xml:space="preserve">Palm functional dispersion (FDis) showed no detectable association with the contemporary warm–humid-to-seasonal gradient (current PC1) and only weak evidence of non-linear variation along the warm–dry-to-cool–wet gradient (current PC2). In contrast, palm FDis responded significantly and non-linearly to the Late Holocene cooler–wetter-to-warmer–drier gradient (Late Holocene anomaly PC1), reaching its lowest values under moderately cooler–wetter anomalies and increasing toward both extremes. No relationships were detected with the Late Holocene gradient in seasonality and cold-season warming (Late Holocene anomaly PC2) or with either LGM anomaly axis.</w:t>
-      </w:r>
-    </w:p>
-    <w:p>
-      <w:pPr>
-        <w:pStyle w:val="BodyText"/>
-      </w:pPr>
-      <w:r>
-        <w:t xml:space="preserve">For mammals, FRic showed no significant relationship with the contemporary warm–humid-to-seasonal gradient (current PC1), despite a modest estimated decline toward highly seasonal climates. Weak evidence indicated that mammal FRic increased from warm–dry toward cool–wet contemporary climates (current PC2). Mammal FRic showed no detectable relationship with either the Late Holocene cooler–wetter-to-warmer–drier gradient (Late Holocene anomaly PC1) or its seasonality and cold-season-warming gradient (Late Holocene anomaly PC2). A weak, unimodal response was estimated along the LGM gradient from weaker to stronger cooling (LGM anomaly PC1), whereas no association was detected with the LGM seasonality and dry-season-moisture gradient (LGM anomaly PC2).</w:t>
-      </w:r>
-    </w:p>
-    <w:p>
-      <w:pPr>
-        <w:pStyle w:val="BodyText"/>
-      </w:pPr>
-      <w:r>
-        <w:t xml:space="preserve">Mammal FDis declined markedly from contemporary warm–humid toward highly seasonal climates (current PC1) and varied significantly and non-linearly along the contemporary warm–dry-to-cool–wet gradient (current PC2). It also increased from cooler–wetter toward warmer–drier Late Holocene anomalies (Late Holocene anomaly PC1) before levelling off. No relationships were detected with the Late Holocene gradient in seasonality and cold-season warming (Late Holocene anomaly PC2), the LGM cooling gradient (LGM anomaly PC1), or the LGM seasonality and dry-season-moisture gradient (LGM anomaly PC2).</w:t>
+        <w:t xml:space="preserve">For mammals, FRic showed no significant relationship with the contemporary warm–humid-to-seasonal gradient (current PC1), despite a modest estimated decline toward highly seasonal climates (</w:t>
+      </w:r>
+      <w:hyperlink w:anchor="fig-04">
+        <w:r>
+          <w:rPr>
+            <w:rStyle w:val="Hyperlink"/>
+          </w:rPr>
+          <w:t xml:space="preserve">Figure 4</w:t>
+        </w:r>
+      </w:hyperlink>
+      <w:r>
+        <w:t xml:space="preserve"> </w:t>
+      </w:r>
+      <w:r>
+        <w:t xml:space="preserve">A; Table 1). Weak evidence indicated that mammal FRic increased from warm–dry toward cool–wet contemporary climates (current PC2) (</w:t>
+      </w:r>
+      <w:hyperlink w:anchor="fig-04">
+        <w:r>
+          <w:rPr>
+            <w:rStyle w:val="Hyperlink"/>
+          </w:rPr>
+          <w:t xml:space="preserve">Figure 4</w:t>
+        </w:r>
+      </w:hyperlink>
+      <w:r>
+        <w:t xml:space="preserve"> </w:t>
+      </w:r>
+      <w:r>
+        <w:t xml:space="preserve">B; Table 1). Mammal FRic showed no detectable relationship with either Late Holocene anomaly PC1 or Late Holocene anomaly PC2 (FigureS5 C-D; Table 1). A weak, unimodal response was estimated along LGM anomaly PC1, whereas no association was detected with LGM anomaly PC2 (FigureS5 E-F; Table 1). Mammal FDis declined markedly from contemporary warm–humid toward highly seasonal climates (current PC1) (</w:t>
+      </w:r>
+      <w:hyperlink w:anchor="fig-04">
+        <w:r>
+          <w:rPr>
+            <w:rStyle w:val="Hyperlink"/>
+          </w:rPr>
+          <w:t xml:space="preserve">Figure 4</w:t>
+        </w:r>
+      </w:hyperlink>
+      <w:r>
+        <w:t xml:space="preserve"> </w:t>
+      </w:r>
+      <w:r>
+        <w:t xml:space="preserve">C; Table 1) and varied significantly and non-linearly along the contemporary warm–dry-to-cool–wet gradient (current PC2) (</w:t>
+      </w:r>
+      <w:hyperlink w:anchor="fig-04">
+        <w:r>
+          <w:rPr>
+            <w:rStyle w:val="Hyperlink"/>
+          </w:rPr>
+          <w:t xml:space="preserve">Figure 4</w:t>
+        </w:r>
+      </w:hyperlink>
+      <w:r>
+        <w:t xml:space="preserve"> </w:t>
+      </w:r>
+      <w:r>
+        <w:t xml:space="preserve">D; Table 1). It also increased along the late Holocene anomaly PC1 before levelling off (Figure S5 D). No relationships were detected with Late Holocene anomaly PC2, LGM anomaly PC1, LGM anomaly PC2 (Table 1).</w:t>
       </w:r>
     </w:p>
     <w:tbl>

--- a/manuscript.docx
+++ b/manuscript.docx
@@ -2029,7 +2029,7 @@
         <w:t xml:space="preserve"> </w:t>
       </w:r>
       <w:r>
-        <w:t xml:space="preserve">D; Table 1). It also increased along the late Holocene anomaly PC1 before levelling off (Figure S5 D). No relationships were detected with Late Holocene anomaly PC2, LGM anomaly PC1, LGM anomaly PC2 (Table 1).</w:t>
+        <w:t xml:space="preserve">D; Table 1). It also increased along the late Holocene anomaly PC1 before levelling off (Figure S5 D). No relationships were detected with Late Holocene anomaly PC2, LGM anomaly PC1, LGM anomaly PC2 (Table 1). Basis-dimension diagnostics indicated that all climatic smooths had adequate flexibility (Figure S7).</w:t>
       </w:r>
     </w:p>
     <w:tbl>
@@ -2142,7 +2142,7 @@
         <w:pStyle w:val="FirstParagraph"/>
       </w:pPr>
       <w:r>
-        <w:t xml:space="preserve">FRic-FTA changed little under current (</w:t>
+        <w:t xml:space="preserve">FTA–FRic changed little along the contemporary climate gradients (current PC1 and PC2) and the two Late Holocene–present anomaly gradients (Late Holocene anomaly PC1 and PC2) (</w:t>
       </w:r>
       <w:hyperlink w:anchor="fig-05">
         <w:r>
@@ -2153,7 +2153,10 @@
         </w:r>
       </w:hyperlink>
       <w:r>
-        <w:t xml:space="preserve">) and late-Holocene climates ( Figure S6 C–D). It increased weakly along both LGM axes (Figure S6 E-F), but neither effect was significant (Table 1). The LGM model received the most support, although all periods had similar AIC values (Table 2). Climate was more strongly associated with FDis-FTA, which declined along PC1 in all periods and along LGM PC2 (</w:t>
+        <w:t xml:space="preserve"> </w:t>
+      </w:r>
+      <w:r>
+        <w:t xml:space="preserve">A–B, D–E; Table 1). A weak unimodal relationship was estimated along the LGM anomaly PC1, with FTA–FRic reaching its highest values at intermediate levels of cooling; however, this effect was only marginally supported. FTA–FRic also declined weakly along LGM anomaly PC2, but this relationship was not statistically significant (</w:t>
       </w:r>
       <w:hyperlink w:anchor="fig-05">
         <w:r>
@@ -2164,67 +2167,38 @@
         </w:r>
       </w:hyperlink>
       <w:r>
-        <w:t xml:space="preserve">; Figure S6 A, C, E, F). The late-Holocene PC1 effect was significant</w:t>
-      </w:r>
-      <w:r>
-        <w:t xml:space="preserve"> </w:t>
-      </w:r>
-      <m:oMath>
-        <m:d>
-          <m:dPr>
-            <m:begChr m:val="("/>
-            <m:endChr m:val=")"/>
-            <m:sepChr m:val=""/>
-            <m:grow/>
-          </m:dPr>
-          <m:e>
-            <m:r>
-              <m:t>P</m:t>
-            </m:r>
-            <m:r>
-              <m:rPr>
-                <m:sty m:val="p"/>
-              </m:rPr>
-              <m:t>&lt;</m:t>
-            </m:r>
-            <m:r>
-              <m:t>0.05</m:t>
-            </m:r>
-          </m:e>
-        </m:d>
-      </m:oMath>
-      <w:r>
-        <w:t xml:space="preserve">; whereas the current PC1 effect was marginal</w:t>
-      </w:r>
-      <w:r>
-        <w:t xml:space="preserve"> </w:t>
-      </w:r>
-      <m:oMath>
-        <m:d>
-          <m:dPr>
-            <m:begChr m:val="("/>
-            <m:endChr m:val=")"/>
-            <m:sepChr m:val=""/>
-            <m:grow/>
-          </m:dPr>
-          <m:e>
-            <m:r>
-              <m:t>P</m:t>
-            </m:r>
-            <m:r>
-              <m:rPr>
-                <m:sty m:val="p"/>
-              </m:rPr>
-              <m:t>=</m:t>
-            </m:r>
-            <m:r>
-              <m:t>0.056</m:t>
-            </m:r>
-          </m:e>
-        </m:d>
-      </m:oMath>
-      <w:r>
-        <w:t xml:space="preserve">; the LGM effects were not statistically significant (Table 1). The late-Holocene model received the most support and explained 31.9% of the deviance (Table 2). For FTA, residuals were also approximately normal. The residual-versus-fitted plots showed limited remaining structure, although with a few outliers present, particularly in the LGM models (Figure S7; S8). Adding spatial structure improved both models. The improvement was stronger for FTA-FRic (ΔAIC = 12.9) than for FDis-FTA (ΔAIC = 6.66). (Figure S9)</w:t>
+        <w:t xml:space="preserve"> </w:t>
+      </w:r>
+      <w:r>
+        <w:t xml:space="preserve">C, F; Table 1). Climate was more strongly associated with FTA–FDis, which declined significantly and non-linearly from contemporary warm–humid toward more seasonal climates (current PC1) and showed a significant unimodal response along the Late Holocene anomaly PC1 (</w:t>
+      </w:r>
+      <w:hyperlink w:anchor="fig-05">
+        <w:r>
+          <w:rPr>
+            <w:rStyle w:val="Hyperlink"/>
+          </w:rPr>
+          <w:t xml:space="preserve">Figure 5</w:t>
+        </w:r>
+      </w:hyperlink>
+      <w:r>
+        <w:t xml:space="preserve"> </w:t>
+      </w:r>
+      <w:r>
+        <w:t xml:space="preserve">A–B; Table 1). FTA–FDis showed no significant association with current PC2, Late Holocene anomaly PC2, or either LGM anomaly axis (</w:t>
+      </w:r>
+      <w:hyperlink w:anchor="fig-05">
+        <w:r>
+          <w:rPr>
+            <w:rStyle w:val="Hyperlink"/>
+          </w:rPr>
+          <w:t xml:space="preserve">Figure 5</w:t>
+        </w:r>
+      </w:hyperlink>
+      <w:r>
+        <w:t xml:space="preserve"> </w:t>
+      </w:r>
+      <w:r>
+        <w:t xml:space="preserve">C–F; Table 1). Basis-dimension diagnostics indicated that all climatic smooths had adequate flexibility (Figure S8).</w:t>
       </w:r>
     </w:p>
     <w:tbl>

--- a/manuscript.docx
+++ b/manuscript.docx
@@ -211,7 +211,7 @@
         <w:t xml:space="preserve"> </w:t>
       </w:r>
       <w:r>
-        <w:t xml:space="preserve">(Kissling et al. 2012; Schleuning, García, and Tobias 2023)</w:t>
+        <w:t xml:space="preserve">(W. D. Kissling et al. 2012; Schleuning, García, and Tobias 2023)</w:t>
       </w:r>
       <w:r>
         <w:t xml:space="preserve">, our understanding of how assembly processes act within and between trophic levels to jointly shape multitrophic communities remains limited</w:t>
@@ -291,7 +291,7 @@
         <w:t xml:space="preserve"> </w:t>
       </w:r>
       <w:r>
-        <w:t xml:space="preserve">(Kissling et al. 2012; Svenning et al. 2015a)</w:t>
+        <w:t xml:space="preserve">(W. D. Kissling et al. 2012; Svenning et al. 2015a)</w:t>
       </w:r>
       <w:r>
         <w:t xml:space="preserve">. High FRic and FDis may arise through lineage accumulation, diversification, and biotic interchange</w:t>
@@ -396,7 +396,7 @@
         <w:t xml:space="preserve"> </w:t>
       </w:r>
       <w:r>
-        <w:t xml:space="preserve">(Kissling et al. 2012)</w:t>
+        <w:t xml:space="preserve">(W. D. Kissling et al. 2012)</w:t>
       </w:r>
       <w:r>
         <w:t xml:space="preserve">. These differences may generate asymmetrical patterns of FRic and FDis between consumers and resources, modulated by their degree of reciprocal dependency or co-evolution</w:t>
@@ -721,7 +721,7 @@
         <w:t xml:space="preserve"> </w:t>
       </w:r>
       <w:r>
-        <w:t xml:space="preserve">(Kissling et al. 2019)</w:t>
+        <w:t xml:space="preserve">(W. D. Kissling et al. 2019)</w:t>
       </w:r>
       <w:r>
         <w:t xml:space="preserve">. Growth form and maximum stem height describe major plant ecological strategies associated with forest structure, light availability, and climatic conditions, while also influencing the vertical accessibility of fruits to mammalian consumers. Fruit length represents a direct interaction trait because it constrains fruit handling and ingestion by mammals and therefore contributes to morphological matching between palms and frugivores.</w:t>
@@ -1824,14 +1824,14 @@
             <w:r>
               <w:drawing>
                 <wp:inline>
-                  <wp:extent cx="5334000" cy="4944570"/>
+                  <wp:extent cx="5334000" cy="4116809"/>
                   <wp:effectExtent b="0" l="0" r="0" t="0"/>
                   <wp:docPr descr="" title="" id="36" name="Picture"/>
                   <a:graphic>
                     <a:graphicData uri="http://schemas.openxmlformats.org/drawingml/2006/picture">
                       <pic:pic>
                         <pic:nvPicPr>
-                          <pic:cNvPr descr="images/clipboard-3632621564.png" id="37" name="Picture"/>
+                          <pic:cNvPr descr="images/clipboard-3109051026.png" id="37" name="Picture"/>
                           <pic:cNvPicPr>
                             <a:picLocks noChangeArrowheads="1" noChangeAspect="1"/>
                           </pic:cNvPicPr>
@@ -1845,7 +1845,7 @@
                         <pic:spPr bwMode="auto">
                           <a:xfrm>
                             <a:off x="0" y="0"/>
-                            <a:ext cx="5334000" cy="4944570"/>
+                            <a:ext cx="5334000" cy="4116809"/>
                           </a:xfrm>
                           <a:prstGeom prst="rect">
                             <a:avLst/>
@@ -1887,7 +1887,7 @@
               <w:t xml:space="preserve">Geographic patterns of FRic, FDis, and FTA across Neotropical biogeographic provinces</w:t>
             </w:r>
             <w:r>
-              <w:t xml:space="preserve">. Maps show standardized effect sizes (SES) of FRic (top row) and FDis (bottom row) for palm assemblages (left column), mammal assemblages (middle column), and FTA (FTA; right column). Positive SES values (red) indicate greater functional structure than expected under null model expectations, whereas negative SES values (blue) indicate lower functional structure than expected. FTA represents the difference in SES between producer and consumer assemblages for each biogeographic province. Biogeographic provinces are delineated according to the Neotropical regionalization of Morrone (2014).</w:t>
+              <w:t xml:space="preserve">. Maps show standardized effect sizes (SES) of FRic (top row) and FDis (bottom row) for palm assemblages (left column), mammal assemblages (middle column), and FTA (FTA; right column). Positive SES values (red) indicate greater functional structure than expected under null model expectations, whereas negative SES values (blue) indicate lower functional structure than expected. FTA represents the difference in SES between producer and consumer assemblages for each biogeographic province. Biogeographic provinces are delineated according to the Neotropical regionalization of Morrone (2014). Maps show standardized effect sizes (SES) of FRic (top row) and FDis (bottom row) for palm assemblages (left column), mammal assemblages (middle column), and FTA (FTA; right column). Positive SES values (red) indicate greater functional structure than expected under null model expectations, whereas negative SES values (blue) indicate lower functional structure than expected. FTA represents the difference in SES between producer and consumer assemblages for each biogeographic province. Biogeographic provinces are delineated according to the Neotropical regionalization of Morrone (2014).</w:t>
             </w:r>
           </w:p>
           <w:bookmarkEnd w:id="38"/>
@@ -1909,7 +1909,7 @@
         <w:pStyle w:val="FirstParagraph"/>
       </w:pPr>
       <w:r>
-        <w:t xml:space="preserve">For palms, functional richness (FRic) declined significantly from contemporary warm–humid climates toward more seasonal climates (current PC1) (</w:t>
+        <w:t xml:space="preserve">For palms, functional richness (FRic) showed no detectable association with the contemporary warm–humid-to-seasonal gradient (current PC1) (</w:t>
       </w:r>
       <w:hyperlink w:anchor="fig-04">
         <w:r>
@@ -1923,7 +1923,7 @@
         <w:t xml:space="preserve"> </w:t>
       </w:r>
       <w:r>
-        <w:t xml:space="preserve">A; Table 1). Palm FRic showed no association with the contemporary warm–dry-to-cool–wet gradient (current PC2) (</w:t>
+        <w:t xml:space="preserve">A; Table 1). Palm FRic showed only weak evidence of non-linear variation along the contemporary warm–dry-to-cool–wet gradient (current PC2) (</w:t>
       </w:r>
       <w:hyperlink w:anchor="fig-04">
         <w:r>
@@ -1937,7 +1937,7 @@
         <w:t xml:space="preserve"> </w:t>
       </w:r>
       <w:r>
-        <w:t xml:space="preserve">B; Table 1). Although the fitted smooths suggested modest non-linear variation along the Late Holocene anomaly PC1 and the Late Holocene anomaly PC2 gradients (FigureS5 C-D), neither relationship was statistically significant (Table 1). Palm FRic also showed no detectable response to LGM anomaly PC1 or the LGM anomaly PC2 (FigureS5 E-F; Table 1). Palm functional dispersion (FDis) showed no detectable association with the contemporary warm–humid-to-seasonal gradient (current PC1) (</w:t>
+        <w:t xml:space="preserve">B; Table 1). In contrast, palm FRic responded significantly and non-linearly to Late Holocene anomaly PC1, reaching lower values at intermediate negative scores and increasing toward warmer–drier anomalies. No significant relationship was detected with Late Holocene anomaly PC2 (Figure S5 C–D; Table 1). Palm FRic also showed no detectable response to LGM anomaly PC1 or LGM anomaly PC2 (Figure S5 E–F; Table 1). Palm functional dispersion (FDis) showed no detectable association with the contemporary warm–humid-to-seasonal gradient (current PC1) (</w:t>
       </w:r>
       <w:hyperlink w:anchor="fig-04">
         <w:r>
@@ -1965,7 +1965,7 @@
         <w:t xml:space="preserve"> </w:t>
       </w:r>
       <w:r>
-        <w:t xml:space="preserve">C; Table 1). In contrast, palm FDis responded significantly and non-linearly to Late Holocene anomaly PC1 (FigureS6 C; Table 1). No relationships were detected with Late Holocene anomaly PC2 or with either LGM anomaly axis (FigureS6 D-F; Table 1).</w:t>
+        <w:t xml:space="preserve">D; Table 1). In contrast, palm FDis responded significantly and non-linearly to Late Holocene anomaly PC1 (Figure S6 C; Table 1). No relationships were detected with Late Holocene anomaly PC2 or either LGM anomaly axis (Figure S6 D–F; Table 1).</w:t>
       </w:r>
     </w:p>
     <w:p>
@@ -1973,7 +1973,7 @@
         <w:pStyle w:val="BodyText"/>
       </w:pPr>
       <w:r>
-        <w:t xml:space="preserve">For mammals, FRic showed no significant relationship with the contemporary warm–humid-to-seasonal gradient (current PC1), despite a modest estimated decline toward highly seasonal climates (</w:t>
+        <w:t xml:space="preserve">For mammals, FRic declined significantly from contemporary warm–humid toward highly seasonal climates (current PC1) (</w:t>
       </w:r>
       <w:hyperlink w:anchor="fig-04">
         <w:r>
@@ -1987,7 +1987,7 @@
         <w:t xml:space="preserve"> </w:t>
       </w:r>
       <w:r>
-        <w:t xml:space="preserve">A; Table 1). Weak evidence indicated that mammal FRic increased from warm–dry toward cool–wet contemporary climates (current PC2) (</w:t>
+        <w:t xml:space="preserve">A; Table 1). Mammal FRic also varied significantly and non-linearly along the warm–dry-to-cool–wet gradient (current PC2), declining toward cooler–wetter conditions after a modest maximum at relatively low PC2 scores (</w:t>
       </w:r>
       <w:hyperlink w:anchor="fig-04">
         <w:r>
@@ -2001,7 +2001,7 @@
         <w:t xml:space="preserve"> </w:t>
       </w:r>
       <w:r>
-        <w:t xml:space="preserve">B; Table 1). Mammal FRic showed no detectable relationship with either Late Holocene anomaly PC1 or Late Holocene anomaly PC2 (FigureS5 C-D; Table 1). A weak, unimodal response was estimated along LGM anomaly PC1, whereas no association was detected with LGM anomaly PC2 (FigureS5 E-F; Table 1). Mammal FDis declined markedly from contemporary warm–humid toward highly seasonal climates (current PC1) (</w:t>
+        <w:t xml:space="preserve">B; Table 1). Mammal FRic increased significantly from cooler–wetter toward warmer–drier Late Holocene anomalies (Late Holocene anomaly PC1), whereas no significant relationship was detected with Late Holocene anomaly PC2 (Figure S5 C–D; Table 1). Neither LGM anomaly PC1 nor LGM anomaly PC2 showed a significant association with mammal FRic (Figure S5 E–F; Table 1). Mammal FDis declined markedly from contemporary warm–humid toward highly seasonal climates (current PC1) (</w:t>
       </w:r>
       <w:hyperlink w:anchor="fig-04">
         <w:r>
@@ -2029,7 +2029,7 @@
         <w:t xml:space="preserve"> </w:t>
       </w:r>
       <w:r>
-        <w:t xml:space="preserve">D; Table 1). It also increased along the late Holocene anomaly PC1 before levelling off (Figure S5 D). No relationships were detected with Late Holocene anomaly PC2, LGM anomaly PC1, LGM anomaly PC2 (Table 1). Basis-dimension diagnostics indicated that all climatic smooths had adequate flexibility (Figure S7).</w:t>
+        <w:t xml:space="preserve">D; Table 1). It also increased significantly along Late Holocene anomaly PC1 before levelling off (Figure S6 C; Table 1). No relationships were detected with Late Holocene anomaly PC2 or either LGM anomaly axis (Figure S6 D–F; Table 1).</w:t>
       </w:r>
     </w:p>
     <w:tbl>
@@ -2054,14 +2054,14 @@
             <w:r>
               <w:drawing>
                 <wp:inline>
-                  <wp:extent cx="5334000" cy="4056551"/>
+                  <wp:extent cx="5334000" cy="4116809"/>
                   <wp:effectExtent b="0" l="0" r="0" t="0"/>
                   <wp:docPr descr="" title="" id="41" name="Picture"/>
                   <a:graphic>
                     <a:graphicData uri="http://schemas.openxmlformats.org/drawingml/2006/picture">
                       <pic:pic>
                         <pic:nvPicPr>
-                          <pic:cNvPr descr="images/clipboard-908738126.png" id="42" name="Picture"/>
+                          <pic:cNvPr descr="images/clipboard-1039118348.png" id="42" name="Picture"/>
                           <pic:cNvPicPr>
                             <a:picLocks noChangeArrowheads="1" noChangeAspect="1"/>
                           </pic:cNvPicPr>
@@ -2075,7 +2075,7 @@
                         <pic:spPr bwMode="auto">
                           <a:xfrm>
                             <a:off x="0" y="0"/>
-                            <a:ext cx="5334000" cy="4056551"/>
+                            <a:ext cx="5334000" cy="4116809"/>
                           </a:xfrm>
                           <a:prstGeom prst="rect">
                             <a:avLst/>
@@ -2142,7 +2142,7 @@
         <w:pStyle w:val="FirstParagraph"/>
       </w:pPr>
       <w:r>
-        <w:t xml:space="preserve">FTA–FRic changed little along the contemporary climate gradients (current PC1 and PC2) and the two Late Holocene–present anomaly gradients (Late Holocene anomaly PC1 and PC2) (</w:t>
+        <w:t xml:space="preserve">FTA–FRic showed no significant associations with the contemporary climate gradients (current PC1 and PC2) or the two Late Holocene–present anomaly gradients (Late Holocene anomaly PC1 and PC2), although the fitted smooths suggested a decline along current PC1 and a unimodal response along Late Holocene anomaly PC1 (</w:t>
       </w:r>
       <w:hyperlink w:anchor="fig-05">
         <w:r>
@@ -2156,7 +2156,7 @@
         <w:t xml:space="preserve"> </w:t>
       </w:r>
       <w:r>
-        <w:t xml:space="preserve">A–B, D–E; Table 1). A weak unimodal relationship was estimated along the LGM anomaly PC1, with FTA–FRic reaching its highest values at intermediate levels of cooling; however, this effect was only marginally supported. FTA–FRic also declined weakly along LGM anomaly PC2, but this relationship was not statistically significant (</w:t>
+        <w:t xml:space="preserve">A–B, D–E; Table 1). A weak unimodal relationship was also estimated along LGM anomaly PC1, but this effect was not statistically significant. FTA–FRic showed no detectable response to LGM anomaly PC2 (</w:t>
       </w:r>
       <w:hyperlink w:anchor="fig-05">
         <w:r>
@@ -2170,7 +2170,7 @@
         <w:t xml:space="preserve"> </w:t>
       </w:r>
       <w:r>
-        <w:t xml:space="preserve">C, F; Table 1). Climate was more strongly associated with FTA–FDis, which declined significantly and non-linearly from contemporary warm–humid toward more seasonal climates (current PC1) and showed a significant unimodal response along the Late Holocene anomaly PC1 (</w:t>
+        <w:t xml:space="preserve">C, F; Table 1). Climate was more clearly associated with FTA–FDis, which declined significantly and non-linearly from contemporary warm–humid toward more seasonal climates (current PC1) and showed a significant unimodal response along Late Holocene anomaly PC1(</w:t>
       </w:r>
       <w:hyperlink w:anchor="fig-05">
         <w:r>
@@ -2184,7 +2184,7 @@
         <w:t xml:space="preserve"> </w:t>
       </w:r>
       <w:r>
-        <w:t xml:space="preserve">A–B; Table 1). FTA–FDis showed no significant association with current PC2, Late Holocene anomaly PC2, or either LGM anomaly axis (</w:t>
+        <w:t xml:space="preserve">A–B; Table 1). FTA–FDis showed no significant association with current PC2, Late Holocene anomaly PC2, or either LGM anomaly axis(</w:t>
       </w:r>
       <w:hyperlink w:anchor="fig-05">
         <w:r>
@@ -2223,14 +2223,14 @@
             <w:r>
               <w:drawing>
                 <wp:inline>
-                  <wp:extent cx="5334000" cy="3647139"/>
+                  <wp:extent cx="5334000" cy="3314700"/>
                   <wp:effectExtent b="0" l="0" r="0" t="0"/>
                   <wp:docPr descr="" title="" id="46" name="Picture"/>
                   <a:graphic>
                     <a:graphicData uri="http://schemas.openxmlformats.org/drawingml/2006/picture">
                       <pic:pic>
                         <pic:nvPicPr>
-                          <pic:cNvPr descr="images/clipboard-2235762492.png" id="47" name="Picture"/>
+                          <pic:cNvPr descr="images/clipboard-2195026792.png" id="47" name="Picture"/>
                           <pic:cNvPicPr>
                             <a:picLocks noChangeArrowheads="1" noChangeAspect="1"/>
                           </pic:cNvPicPr>
@@ -2244,7 +2244,7 @@
                         <pic:spPr bwMode="auto">
                           <a:xfrm>
                             <a:off x="0" y="0"/>
-                            <a:ext cx="5334000" cy="3647139"/>
+                            <a:ext cx="5334000" cy="3314700"/>
                           </a:xfrm>
                           <a:prstGeom prst="rect">
                             <a:avLst/>
@@ -2452,18 +2452,18 @@
           <w:tbl>
             <w:tblPr>
               <w:tblStyle w:val="Table"/>
-              <w:tblW w:type="pct" w:w="4830"/>
+              <w:tblW w:type="pct" w:w="5000"/>
               <w:tblLayout w:type="fixed"/>
               <w:tblLook w:firstRow="1" w:lastRow="0" w:firstColumn="0" w:lastColumn="0" w:noHBand="0" w:noVBand="0" w:val="0020"/>
             </w:tblPr>
             <w:tblGrid>
-              <w:gridCol w:w="1185"/>
-              <w:gridCol w:w="1077"/>
-              <w:gridCol w:w="1185"/>
-              <w:gridCol w:w="808"/>
-              <w:gridCol w:w="1293"/>
-              <w:gridCol w:w="808"/>
-              <w:gridCol w:w="1293"/>
+              <w:gridCol w:w="1131"/>
+              <w:gridCol w:w="1131"/>
+              <w:gridCol w:w="1131"/>
+              <w:gridCol w:w="1131"/>
+              <w:gridCol w:w="1131"/>
+              <w:gridCol w:w="1131"/>
+              <w:gridCol w:w="1131"/>
             </w:tblGrid>
             <w:tr>
               <w:trPr>
@@ -2474,7 +2474,6 @@
                 <w:p>
                   <w:pPr>
                     <w:pStyle w:val="Compact"/>
-                    <w:jc w:val="center"/>
                   </w:pPr>
                   <w:r>
                     <w:t xml:space="preserve">Climate axis</w:t>
@@ -2486,16 +2485,9 @@
                 <w:p>
                   <w:pPr>
                     <w:pStyle w:val="Compact"/>
-                    <w:jc w:val="center"/>
                   </w:pPr>
                   <w:r>
-                    <w:t xml:space="preserve">Palm</w:t>
-                  </w:r>
-                  <w:r>
-                    <w:br/>
-                  </w:r>
-                  <w:r>
-                    <w:t xml:space="preserve">FRic</w:t>
+                    <w:t xml:space="preserve">Palm FRic</w:t>
                   </w:r>
                 </w:p>
               </w:tc>
@@ -2504,16 +2496,9 @@
                 <w:p>
                   <w:pPr>
                     <w:pStyle w:val="Compact"/>
-                    <w:jc w:val="center"/>
                   </w:pPr>
                   <w:r>
-                    <w:t xml:space="preserve">Palm</w:t>
-                  </w:r>
-                  <w:r>
-                    <w:br/>
-                  </w:r>
-                  <w:r>
-                    <w:t xml:space="preserve">FDis</w:t>
+                    <w:t xml:space="preserve">Palm FDis</w:t>
                   </w:r>
                 </w:p>
               </w:tc>
@@ -2522,16 +2507,9 @@
                 <w:p>
                   <w:pPr>
                     <w:pStyle w:val="Compact"/>
-                    <w:jc w:val="center"/>
                   </w:pPr>
                   <w:r>
-                    <w:t xml:space="preserve">Mammal</w:t>
-                  </w:r>
-                  <w:r>
-                    <w:br/>
-                  </w:r>
-                  <w:r>
-                    <w:t xml:space="preserve">FRic</w:t>
+                    <w:t xml:space="preserve">Mammal FRic</w:t>
                   </w:r>
                 </w:p>
               </w:tc>
@@ -2540,16 +2518,9 @@
                 <w:p>
                   <w:pPr>
                     <w:pStyle w:val="Compact"/>
-                    <w:jc w:val="center"/>
                   </w:pPr>
                   <w:r>
-                    <w:t xml:space="preserve">Mammal</w:t>
-                  </w:r>
-                  <w:r>
-                    <w:br/>
-                  </w:r>
-                  <w:r>
-                    <w:t xml:space="preserve">FDis</w:t>
+                    <w:t xml:space="preserve">Mammal FDis</w:t>
                   </w:r>
                 </w:p>
               </w:tc>
@@ -2558,16 +2529,9 @@
                 <w:p>
                   <w:pPr>
                     <w:pStyle w:val="Compact"/>
-                    <w:jc w:val="center"/>
                   </w:pPr>
                   <w:r>
-                    <w:t xml:space="preserve">FTA</w:t>
-                  </w:r>
-                  <w:r>
-                    <w:br/>
-                  </w:r>
-                  <w:r>
-                    <w:t xml:space="preserve">FRic</w:t>
+                    <w:t xml:space="preserve">FTA FRic</w:t>
                   </w:r>
                 </w:p>
               </w:tc>
@@ -2576,16 +2540,9 @@
                 <w:p>
                   <w:pPr>
                     <w:pStyle w:val="Compact"/>
-                    <w:jc w:val="center"/>
                   </w:pPr>
                   <w:r>
-                    <w:t xml:space="preserve">FTA</w:t>
-                  </w:r>
-                  <w:r>
-                    <w:br/>
-                  </w:r>
-                  <w:r>
-                    <w:t xml:space="preserve">FDis</w:t>
+                    <w:t xml:space="preserve">FTA FDis</w:t>
                   </w:r>
                 </w:p>
               </w:tc>
@@ -2596,13 +2553,8 @@
                 <w:p>
                   <w:pPr>
                     <w:pStyle w:val="Compact"/>
-                    <w:jc w:val="center"/>
                   </w:pPr>
                   <w:r>
-                    <w:rPr>
-                      <w:b/>
-                      <w:bCs/>
-                    </w:rPr>
                     <w:t xml:space="preserve">Current PC1</w:t>
                   </w:r>
                 </w:p>
@@ -2612,14 +2564,9 @@
                 <w:p>
                   <w:pPr>
                     <w:pStyle w:val="Compact"/>
-                    <w:jc w:val="center"/>
                   </w:pPr>
                   <w:r>
-                    <w:rPr>
-                      <w:b/>
-                      <w:bCs/>
-                    </w:rPr>
-                    <w:t xml:space="preserve">1.24 (1.15)*</w:t>
+                    <w:t xml:space="preserve">0.00 (0.00)</w:t>
                   </w:r>
                 </w:p>
               </w:tc>
@@ -2628,7 +2575,6 @@
                 <w:p>
                   <w:pPr>
                     <w:pStyle w:val="Compact"/>
-                    <w:jc w:val="center"/>
                   </w:pPr>
                   <w:r>
                     <w:t xml:space="preserve">0.15 (0.35)</w:t>
@@ -2640,10 +2586,13 @@
                 <w:p>
                   <w:pPr>
                     <w:pStyle w:val="Compact"/>
-                    <w:jc w:val="center"/>
                   </w:pPr>
                   <w:r>
-                    <w:t xml:space="preserve">0.45 (0.83)</w:t>
+                    <w:rPr>
+                      <w:b/>
+                      <w:bCs/>
+                    </w:rPr>
+                    <w:t xml:space="preserve">1.79 (0.84)*</w:t>
                   </w:r>
                 </w:p>
               </w:tc>
@@ -2652,7 +2601,6 @@
                 <w:p>
                   <w:pPr>
                     <w:pStyle w:val="Compact"/>
-                    <w:jc w:val="center"/>
                   </w:pPr>
                   <w:r>
                     <w:rPr>
@@ -2668,10 +2616,9 @@
                 <w:p>
                   <w:pPr>
                     <w:pStyle w:val="Compact"/>
-                    <w:jc w:val="center"/>
                   </w:pPr>
                   <w:r>
-                    <w:t xml:space="preserve">0.00 (0.00)</w:t>
+                    <w:t xml:space="preserve">0.39 (0.54)</w:t>
                   </w:r>
                 </w:p>
               </w:tc>
@@ -2680,7 +2627,6 @@
                 <w:p>
                   <w:pPr>
                     <w:pStyle w:val="Compact"/>
-                    <w:jc w:val="center"/>
                   </w:pPr>
                   <w:r>
                     <w:rPr>
@@ -2698,13 +2644,8 @@
                 <w:p>
                   <w:pPr>
                     <w:pStyle w:val="Compact"/>
-                    <w:jc w:val="center"/>
                   </w:pPr>
                   <w:r>
-                    <w:rPr>
-                      <w:b/>
-                      <w:bCs/>
-                    </w:rPr>
                     <w:t xml:space="preserve">Current PC2</w:t>
                   </w:r>
                 </w:p>
@@ -2714,10 +2655,9 @@
                 <w:p>
                   <w:pPr>
                     <w:pStyle w:val="Compact"/>
-                    <w:jc w:val="center"/>
                   </w:pPr>
                   <w:r>
-                    <w:t xml:space="preserve">0.00 (0.00)</w:t>
+                    <w:t xml:space="preserve">1.12 (1.32)·</w:t>
                   </w:r>
                 </w:p>
               </w:tc>
@@ -2726,7 +2666,6 @@
                 <w:p>
                   <w:pPr>
                     <w:pStyle w:val="Compact"/>
-                    <w:jc w:val="center"/>
                   </w:pPr>
                   <w:r>
                     <w:t xml:space="preserve">1.05 (1.15)·</w:t>
@@ -2738,10 +2677,13 @@
                 <w:p>
                   <w:pPr>
                     <w:pStyle w:val="Compact"/>
-                    <w:jc w:val="center"/>
                   </w:pPr>
                   <w:r>
-                    <w:t xml:space="preserve">0.71 (0.68)·</w:t>
+                    <w:rPr>
+                      <w:b/>
+                      <w:bCs/>
+                    </w:rPr>
+                    <w:t xml:space="preserve">2.95 (1.54)**</w:t>
                   </w:r>
                 </w:p>
               </w:tc>
@@ -2750,7 +2692,6 @@
                 <w:p>
                   <w:pPr>
                     <w:pStyle w:val="Compact"/>
-                    <w:jc w:val="center"/>
                   </w:pPr>
                   <w:r>
                     <w:rPr>
@@ -2766,7 +2707,6 @@
                 <w:p>
                   <w:pPr>
                     <w:pStyle w:val="Compact"/>
-                    <w:jc w:val="center"/>
                   </w:pPr>
                   <w:r>
                     <w:t xml:space="preserve">0.00 (0.00)</w:t>
@@ -2778,7 +2718,6 @@
                 <w:p>
                   <w:pPr>
                     <w:pStyle w:val="Compact"/>
-                    <w:jc w:val="center"/>
                   </w:pPr>
                   <w:r>
                     <w:t xml:space="preserve">0.12 (0.27)</w:t>
@@ -2792,13 +2731,8 @@
                 <w:p>
                   <w:pPr>
                     <w:pStyle w:val="Compact"/>
-                    <w:jc w:val="center"/>
                   </w:pPr>
                   <w:r>
-                    <w:rPr>
-                      <w:b/>
-                      <w:bCs/>
-                    </w:rPr>
                     <w:t xml:space="preserve">LH anomaly PC1</w:t>
                   </w:r>
                 </w:p>
@@ -2808,10 +2742,13 @@
                 <w:p>
                   <w:pPr>
                     <w:pStyle w:val="Compact"/>
-                    <w:jc w:val="center"/>
                   </w:pPr>
                   <w:r>
-                    <w:t xml:space="preserve">0.64 (1.06)</w:t>
+                    <w:rPr>
+                      <w:b/>
+                      <w:bCs/>
+                    </w:rPr>
+                    <w:t xml:space="preserve">3.14 (1.57)**</w:t>
                   </w:r>
                 </w:p>
               </w:tc>
@@ -2820,7 +2757,6 @@
                 <w:p>
                   <w:pPr>
                     <w:pStyle w:val="Compact"/>
-                    <w:jc w:val="center"/>
                   </w:pPr>
                   <w:r>
                     <w:rPr>
@@ -2836,10 +2772,13 @@
                 <w:p>
                   <w:pPr>
                     <w:pStyle w:val="Compact"/>
-                    <w:jc w:val="center"/>
                   </w:pPr>
                   <w:r>
-                    <w:t xml:space="preserve">0.00 (0.00)</w:t>
+                    <w:rPr>
+                      <w:b/>
+                      <w:bCs/>
+                    </w:rPr>
+                    <w:t xml:space="preserve">7.74 (0.96)***</w:t>
                   </w:r>
                 </w:p>
               </w:tc>
@@ -2848,7 +2787,6 @@
                 <w:p>
                   <w:pPr>
                     <w:pStyle w:val="Compact"/>
-                    <w:jc w:val="center"/>
                   </w:pPr>
                   <w:r>
                     <w:rPr>
@@ -2864,10 +2802,9 @@
                 <w:p>
                   <w:pPr>
                     <w:pStyle w:val="Compact"/>
-                    <w:jc w:val="center"/>
                   </w:pPr>
                   <w:r>
-                    <w:t xml:space="preserve">0.00 (0.00)</w:t>
+                    <w:t xml:space="preserve">0.84 (1.23)</w:t>
                   </w:r>
                 </w:p>
               </w:tc>
@@ -2876,7 +2813,6 @@
                 <w:p>
                   <w:pPr>
                     <w:pStyle w:val="Compact"/>
-                    <w:jc w:val="center"/>
                   </w:pPr>
                   <w:r>
                     <w:rPr>
@@ -2894,13 +2830,8 @@
                 <w:p>
                   <w:pPr>
                     <w:pStyle w:val="Compact"/>
-                    <w:jc w:val="center"/>
                   </w:pPr>
                   <w:r>
-                    <w:rPr>
-                      <w:b/>
-                      <w:bCs/>
-                    </w:rPr>
                     <w:t xml:space="preserve">LH anomaly PC2</w:t>
                   </w:r>
                 </w:p>
@@ -2910,19 +2841,6 @@
                 <w:p>
                   <w:pPr>
                     <w:pStyle w:val="Compact"/>
-                    <w:jc w:val="center"/>
-                  </w:pPr>
-                  <w:r>
-                    <w:t xml:space="preserve">0.86 (1.18)</w:t>
-                  </w:r>
-                </w:p>
-              </w:tc>
-              <w:tc>
-                <w:tcPr/>
-                <w:p>
-                  <w:pPr>
-                    <w:pStyle w:val="Compact"/>
-                    <w:jc w:val="center"/>
                   </w:pPr>
                   <w:r>
                     <w:t xml:space="preserve">0.00 (0.00)</w:t>
@@ -2934,7 +2852,6 @@
                 <w:p>
                   <w:pPr>
                     <w:pStyle w:val="Compact"/>
-                    <w:jc w:val="center"/>
                   </w:pPr>
                   <w:r>
                     <w:t xml:space="preserve">0.00 (0.00)</w:t>
@@ -2946,7 +2863,17 @@
                 <w:p>
                   <w:pPr>
                     <w:pStyle w:val="Compact"/>
-                    <w:jc w:val="center"/>
+                  </w:pPr>
+                  <w:r>
+                    <w:t xml:space="preserve">0.43 (0.57)</w:t>
+                  </w:r>
+                </w:p>
+              </w:tc>
+              <w:tc>
+                <w:tcPr/>
+                <w:p>
+                  <w:pPr>
+                    <w:pStyle w:val="Compact"/>
                   </w:pPr>
                   <w:r>
                     <w:t xml:space="preserve">0.00 (0.00)</w:t>
@@ -2958,7 +2885,6 @@
                 <w:p>
                   <w:pPr>
                     <w:pStyle w:val="Compact"/>
-                    <w:jc w:val="center"/>
                   </w:pPr>
                   <w:r>
                     <w:t xml:space="preserve">0.00 (0.00)</w:t>
@@ -2970,7 +2896,6 @@
                 <w:p>
                   <w:pPr>
                     <w:pStyle w:val="Compact"/>
-                    <w:jc w:val="center"/>
                   </w:pPr>
                   <w:r>
                     <w:t xml:space="preserve">0.08 (0.20)</w:t>
@@ -2984,13 +2909,8 @@
                 <w:p>
                   <w:pPr>
                     <w:pStyle w:val="Compact"/>
-                    <w:jc w:val="center"/>
                   </w:pPr>
                   <w:r>
-                    <w:rPr>
-                      <w:b/>
-                      <w:bCs/>
-                    </w:rPr>
                     <w:t xml:space="preserve">LGM anomaly PC1</w:t>
                   </w:r>
                 </w:p>
@@ -3000,7 +2920,6 @@
                 <w:p>
                   <w:pPr>
                     <w:pStyle w:val="Compact"/>
-                    <w:jc w:val="center"/>
                   </w:pPr>
                   <w:r>
                     <w:t xml:space="preserve">0.00 (0.00)</w:t>
@@ -3012,7 +2931,6 @@
                 <w:p>
                   <w:pPr>
                     <w:pStyle w:val="Compact"/>
-                    <w:jc w:val="center"/>
                   </w:pPr>
                   <w:r>
                     <w:t xml:space="preserve">0.00 (0.00)</w:t>
@@ -3024,19 +2942,6 @@
                 <w:p>
                   <w:pPr>
                     <w:pStyle w:val="Compact"/>
-                    <w:jc w:val="center"/>
-                  </w:pPr>
-                  <w:r>
-                    <w:t xml:space="preserve">1.05 (1.24)·</w:t>
-                  </w:r>
-                </w:p>
-              </w:tc>
-              <w:tc>
-                <w:tcPr/>
-                <w:p>
-                  <w:pPr>
-                    <w:pStyle w:val="Compact"/>
-                    <w:jc w:val="center"/>
                   </w:pPr>
                   <w:r>
                     <w:t xml:space="preserve">0.00 (0.00)</w:t>
@@ -3048,10 +2953,9 @@
                 <w:p>
                   <w:pPr>
                     <w:pStyle w:val="Compact"/>
-                    <w:jc w:val="center"/>
                   </w:pPr>
                   <w:r>
-                    <w:t xml:space="preserve">0.88 (1.07)·</w:t>
+                    <w:t xml:space="preserve">0.00 (0.00)</w:t>
                   </w:r>
                 </w:p>
               </w:tc>
@@ -3060,7 +2964,17 @@
                 <w:p>
                   <w:pPr>
                     <w:pStyle w:val="Compact"/>
-                    <w:jc w:val="center"/>
+                  </w:pPr>
+                  <w:r>
+                    <w:t xml:space="preserve">0.59 (1.02)</w:t>
+                  </w:r>
+                </w:p>
+              </w:tc>
+              <w:tc>
+                <w:tcPr/>
+                <w:p>
+                  <w:pPr>
+                    <w:pStyle w:val="Compact"/>
                   </w:pPr>
                   <w:r>
                     <w:t xml:space="preserve">0.00 (0.00)</w:t>
@@ -3074,13 +2988,8 @@
                 <w:p>
                   <w:pPr>
                     <w:pStyle w:val="Compact"/>
-                    <w:jc w:val="center"/>
                   </w:pPr>
                   <w:r>
-                    <w:rPr>
-                      <w:b/>
-                      <w:bCs/>
-                    </w:rPr>
                     <w:t xml:space="preserve">LGM anomaly PC2</w:t>
                   </w:r>
                 </w:p>
@@ -3090,7 +2999,6 @@
                 <w:p>
                   <w:pPr>
                     <w:pStyle w:val="Compact"/>
-                    <w:jc w:val="center"/>
                   </w:pPr>
                   <w:r>
                     <w:t xml:space="preserve">0.00 (0.00)</w:t>
@@ -3102,7 +3010,6 @@
                 <w:p>
                   <w:pPr>
                     <w:pStyle w:val="Compact"/>
-                    <w:jc w:val="center"/>
                   </w:pPr>
                   <w:r>
                     <w:t xml:space="preserve">0.00 (0.00)</w:t>
@@ -3114,7 +3021,17 @@
                 <w:p>
                   <w:pPr>
                     <w:pStyle w:val="Compact"/>
-                    <w:jc w:val="center"/>
+                  </w:pPr>
+                  <w:r>
+                    <w:t xml:space="preserve">0.74 (0.93)</w:t>
+                  </w:r>
+                </w:p>
+              </w:tc>
+              <w:tc>
+                <w:tcPr/>
+                <w:p>
+                  <w:pPr>
+                    <w:pStyle w:val="Compact"/>
                   </w:pPr>
                   <w:r>
                     <w:t xml:space="preserve">0.00 (0.00)</w:t>
@@ -3126,7 +3043,6 @@
                 <w:p>
                   <w:pPr>
                     <w:pStyle w:val="Compact"/>
-                    <w:jc w:val="center"/>
                   </w:pPr>
                   <w:r>
                     <w:t xml:space="preserve">0.00 (0.00)</w:t>
@@ -3138,19 +3054,6 @@
                 <w:p>
                   <w:pPr>
                     <w:pStyle w:val="Compact"/>
-                    <w:jc w:val="center"/>
-                  </w:pPr>
-                  <w:r>
-                    <w:t xml:space="preserve">0.14 (0.30)</w:t>
-                  </w:r>
-                </w:p>
-              </w:tc>
-              <w:tc>
-                <w:tcPr/>
-                <w:p>
-                  <w:pPr>
-                    <w:pStyle w:val="Compact"/>
-                    <w:jc w:val="center"/>
                   </w:pPr>
                   <w:r>
                     <w:t xml:space="preserve">0.00 (0.00)</w:t>
@@ -3178,7 +3081,7 @@
         <w:pStyle w:val="FirstParagraph"/>
       </w:pPr>
       <w:r>
-        <w:t xml:space="preserve">Our study reveals that the functional trait spaces of palms and mammalian frugivores exhibit distinct geographic and climatic patterns across the Neotropics, and therefore generating FTA. Geographic variation in FTA was driven primarily by differences in palm functional diversity between the Amazon and eastern South America, whereas mammalian functional diversity was more similar across these regions. Under current climate, palm FRic showed a stronger relationship than mammal FRic, with greater palm trait volume in warmer, less seasonal regions. Mammal FDis, however, showed a stronger current-climate relationship than palm FDis, with greater mammal trait clustering in cooler, wetter, and more seasonal regions. When climatic periods were compared, mammal FRic was most strongly related to LGM climate, while mammal FDis was also strongly related to late-Holocene climate. Thus, present-day palm–frugivore trait structure is related to both current climatic conditions and past climate.</w:t>
+        <w:t xml:space="preserve">Our study reveals that the functional trait spaces of palms and mammalian frugivores exhibit distinct geographic and climatic patterns across the Neotropics, and therefore generating FTA. Geographic variation in FTA was driven primarily by differences in palm functional diversity between the Amazon and eastern South America, whereas mammalian functional diversity was more similar across these regions. Palm functional richness showed little association with current climate but varied non-linearly with Late Holocene climate anomalies. Mammal functional richness and dispersion both declined toward more seasonal climates and along the warm–dry-to-cool–wet gradient. Both also increased toward provinces with relatively warmer and drier Late Holocene conditions compared with today. Palm functional dispersion followed a curved response to this historical gradient. Together, these patterns link present-day functional diversity to both contemporary climate and recent climatic history, with little evidence of associations with LGM anomalies.</w:t>
       </w:r>
     </w:p>
     <w:bookmarkStart w:id="54" w:name="the-influence-of-climate-on-fta"/>
@@ -3195,52 +3098,49 @@
         <w:pStyle w:val="FirstParagraph"/>
       </w:pPr>
       <w:r>
-        <w:t xml:space="preserve">The different responses of palms and mammals may reflect differences in their sensitivity to climate and historical environmental effects that may be still detectable (i.e. historical legacies)</w:t>
-      </w:r>
-      <w:r>
-        <w:t xml:space="preserve"> </w:t>
-      </w:r>
-      <w:r>
-        <w:t xml:space="preserve">(Wiens and Donoghue 2004)</w:t>
-      </w:r>
-      <w:r>
-        <w:t xml:space="preserve">. Palm FRic was related to current climate, whereas palm FDis varied less, suggesting that climate changes the volume of palm trait space more than the spacing of species within it. However, the strong improvement in the palm FDis model after accounting for spatial structure indicates that broad geographic patterns explain variation not captured by climate alone. This may reflect the persistence of similar ecological strategies despite taxonomic turnover, as reported for Neotropical tree species pools</w:t>
-      </w:r>
-      <w:r>
-        <w:t xml:space="preserve"> </w:t>
-      </w:r>
-      <w:r>
-        <w:t xml:space="preserve">(Pinho et al. 2021)</w:t>
-      </w:r>
-      <w:r>
-        <w:t xml:space="preserve">, as well as the effects of biogeographic history and dispersal constraints</w:t>
-      </w:r>
-      <w:r>
-        <w:t xml:space="preserve"> </w:t>
-      </w:r>
-      <w:r>
-        <w:t xml:space="preserve">(Ackerly 2003; Wiens and Donoghue 2004)</w:t>
-      </w:r>
-      <w:r>
-        <w:t xml:space="preserve">. Present-day palm assemblages are shaped by Cenozoic diversification and the long-term persistence of tropical habitats</w:t>
-      </w:r>
-      <w:r>
-        <w:t xml:space="preserve"> </w:t>
-      </w:r>
-      <w:r>
-        <w:t xml:space="preserve">(Kissling et al. 2012)</w:t>
-      </w:r>
-      <w:r>
-        <w:t xml:space="preserve">. Cooling and drying also caused range contractions and regional extinctions, while surviving lineages persisted under different regional conditions</w:t>
-      </w:r>
-      <w:r>
-        <w:t xml:space="preserve"> </w:t>
-      </w:r>
-      <w:r>
-        <w:t xml:space="preserve">(Lim et al. 2022)</w:t>
-      </w:r>
-      <w:r>
-        <w:t xml:space="preserve">. Together, these processes may have changed palm species composition without producing equally strong changes in trait dispersion.</w:t>
+        <w:t xml:space="preserve">Climatic differences among provinces were reflected in the relative trait dispersion of palms and mammals. FTA–FDis declined from contemporary warm–humid toward more seasonal climates (current PC1), driven mainly by declining mammal FDis rather than a comparable change in palms. This pattern is consistent with broad scale climatic filtering of regional species pools, with seasonal environments supporting a more restricted set of mammal strategies relative to their null expectation. Importantly, these broad scale filtering also matters for local assembly: the species and traits present in region determine which strategies are available to form local communities</w:t>
+      </w:r>
+      <w:r>
+        <w:t xml:space="preserve"> </w:t>
+      </w:r>
+      <w:r>
+        <w:t xml:space="preserve">(Lessard et al. 2012, 2016)</w:t>
+      </w:r>
+      <w:r>
+        <w:t xml:space="preserve">. One possible explanation is that contemporary climate limits both when mammals can forage and the resources available to them. For instance, Temperature and daylight help shape the distribution of mammal activity patterns, which was strongly represented in our mammal trait space. This interpretation is consistent with evidence that mammal FDis increases with primary productivity</w:t>
+      </w:r>
+      <w:r>
+        <w:t xml:space="preserve"> </w:t>
+      </w:r>
+      <w:r>
+        <w:t xml:space="preserve">(Gorczynski et al. 2021)</w:t>
+      </w:r>
+      <w:r>
+        <w:t xml:space="preserve"> </w:t>
+      </w:r>
+      <w:r>
+        <w:t xml:space="preserve">and that climate shapes mammalian trophic structure</w:t>
+      </w:r>
+      <w:r>
+        <w:t xml:space="preserve"> </w:t>
+      </w:r>
+      <w:r>
+        <w:t xml:space="preserve">(Mendoza and Araújo 2019)</w:t>
+      </w:r>
+      <w:r>
+        <w:t xml:space="preserve"> </w:t>
+      </w:r>
+      <w:r>
+        <w:t xml:space="preserve">through limits related to energy and resource availability</w:t>
+      </w:r>
+      <w:r>
+        <w:t xml:space="preserve"> </w:t>
+      </w:r>
+      <w:r>
+        <w:t xml:space="preserve">(Boratyński 2021; Brandl et al. 2023)</w:t>
+      </w:r>
+      <w:r>
+        <w:t xml:space="preserve">. More seasonal conditions may therefore favour a narrower set of mammal strategies without producing the same response in palms, helping explain the observed decline in FTA–FDis.</w:t>
       </w:r>
     </w:p>
     <w:p>
@@ -3248,67 +3148,39 @@
         <w:pStyle w:val="BodyText"/>
       </w:pPr>
       <w:r>
-        <w:t xml:space="preserve">Mammal FDis responded more strongly to climate than palm FDis and was most strongly related to LGM conditions. Greater mammal trait clustering in cooler and more seasonal regions is consistent with environmental filtering, which may limit the ecological strategies able to persist under demanding conditions. In warmer and more stable regions, greater productivity and resource availability may allow mammals with a wider range of traits to coexist. This interpretation is consistent with evidence that mammal FDis increases with primary productivity</w:t>
-      </w:r>
-      <w:r>
-        <w:t xml:space="preserve"> </w:t>
-      </w:r>
-      <w:r>
-        <w:t xml:space="preserve">(Gorczynski et al. 2021)</w:t>
-      </w:r>
-      <w:r>
-        <w:t xml:space="preserve"> </w:t>
-      </w:r>
-      <w:r>
-        <w:t xml:space="preserve">and that climate shapes mammalian trophic structure</w:t>
-      </w:r>
-      <w:r>
-        <w:t xml:space="preserve"> </w:t>
-      </w:r>
-      <w:r>
-        <w:t xml:space="preserve">(Mendoza and Araújo 2019)</w:t>
-      </w:r>
-      <w:r>
-        <w:t xml:space="preserve"> </w:t>
-      </w:r>
-      <w:r>
-        <w:t xml:space="preserve">through limits related to energy and resource availability</w:t>
-      </w:r>
-      <w:r>
-        <w:t xml:space="preserve"> </w:t>
-      </w:r>
-      <w:r>
-        <w:t xml:space="preserve">(Boratyński 2021; Brandl et al. 2023)</w:t>
-      </w:r>
-      <w:r>
-        <w:t xml:space="preserve">. The absence of improvement after accounting for spatial structure further indicates that geographic variation in mammal FDis was already well represented by climate. In contrast, the improved spatial model for mammal FRic suggests an additional role for biogeographic history and dispersal constraints</w:t>
-      </w:r>
-      <w:r>
-        <w:t xml:space="preserve"> </w:t>
-      </w:r>
-      <w:r>
-        <w:t xml:space="preserve">(Ackerly 2003; Wiens and Donoghue 2004)</w:t>
-      </w:r>
-      <w:r>
-        <w:t xml:space="preserve">. For instance, past historical processes, such as the Great American Biotic Interchange and late-Quaternary megafaunal losses, may have further shaped regional mammal trait structure</w:t>
-      </w:r>
-      <w:r>
-        <w:t xml:space="preserve"> </w:t>
-      </w:r>
-      <w:r>
-        <w:t xml:space="preserve">(Rowan et al. 2020; Davies and Buckley 2011; Fergnani and Ruggiero 2015)</w:t>
-      </w:r>
-      <w:r>
-        <w:t xml:space="preserve">. These historical effects may persist because mammal functional diversity can accumulate more slowly than species richness</w:t>
-      </w:r>
-      <w:r>
-        <w:t xml:space="preserve"> </w:t>
-      </w:r>
-      <w:r>
-        <w:t xml:space="preserve">(Oliveira et al. 2016)</w:t>
-      </w:r>
-      <w:r>
-        <w:t xml:space="preserve">.</w:t>
+        <w:t xml:space="preserve">Past climatic differences were also associated with present-day trait structure. Across provinces with strong Late Holocene PC1 anomalies, mammal FDis increased, whereas palm FDis followed a curved response. Their contrasting responses produced a peak in FTA–FDis between the cooler–wetter and warmer–drier ends of the Late Holocene anomaly gradient. This suggests that past climatic differences were associated with different patterns of trait dispersion in palms and mammals, changing their relative functional diversity across provinces (</w:t>
+      </w:r>
+      <w:hyperlink w:anchor="fig-05">
+        <w:r>
+          <w:rPr>
+            <w:rStyle w:val="Hyperlink"/>
+          </w:rPr>
+          <w:t xml:space="preserve">Figure 5</w:t>
+        </w:r>
+      </w:hyperlink>
+      <w:r>
+        <w:t xml:space="preserve"> </w:t>
+      </w:r>
+      <w:r>
+        <w:t xml:space="preserve">B; Table 1). Past climate may have shaped the palm and mammal species pools at different rates, helping explain their different patterns of trait dispersion today.</w:t>
+      </w:r>
+      <w:r>
+        <w:t xml:space="preserve"> </w:t>
+      </w:r>
+      <w:r>
+        <w:t xml:space="preserve">(Svenning and Sandel 2013; Eiserhardt et al. 2011)</w:t>
+      </w:r>
+      <w:r>
+        <w:t xml:space="preserve">. Previous studies in palms show that historical environments contribute to present-day diversity, through both Quaternary climatic changes and deeper Cenozoic processes</w:t>
+      </w:r>
+      <w:r>
+        <w:t xml:space="preserve"> </w:t>
+      </w:r>
+      <w:r>
+        <w:t xml:space="preserve">(W. Daniel Kissling, Baker, et al. 2012; W. Daniel Kissling, Eiserhardt, et al. 2012; Lim et al. 2022)</w:t>
+      </w:r>
+      <w:r>
+        <w:t xml:space="preserve">. This suggests that recent climate history may have shaped the range of strategies represented among palms and mammals differently, changing their relative trait diversity.</w:t>
       </w:r>
     </w:p>
     <w:p>
@@ -3316,16 +3188,40 @@
         <w:pStyle w:val="BodyText"/>
       </w:pPr>
       <w:r>
-        <w:t xml:space="preserve">Importantly, responses within each trophic level were not always reflected in FTA. Climate explained little variation in FRic-FTA, even where palm or mammal FRic responded, possibly because changes in one trophic level were offset by changes in the other. In contrast, climate explained substantial variation in FDis-FTA, with the strongest relationship under late-Holocene climate, indicating that changes in trait spacing altered the relative trait structure of palms and mammals. However, assemblage-level trait spaces do not directly measure ecological matching because trophic functions depend on the traits of interacting partners and their realized interactions</w:t>
-      </w:r>
-      <w:r>
-        <w:t xml:space="preserve"> </w:t>
-      </w:r>
-      <w:r>
-        <w:t xml:space="preserve">(Bello, Schleuning, and Graham 2023)</w:t>
-      </w:r>
-      <w:r>
-        <w:t xml:space="preserve">. Plant–frugivore interactions are shaped by correspondence between specific fruit and frugivore traits</w:t>
+        <w:t xml:space="preserve">The contemporary and Late Holocene associations with FTA–FDis remained supported after accounting for spatial structure (Figure S9). Moreover, climatic responses within palms or mammals did not always translate into significant FTA–FRic responses, showing that variation within one group and differences between groups capture distinct aspects of regional functional structure. By shaping the regional supply of producer and consumer strategies, these patterns may further influence the interactions that can form locally</w:t>
+      </w:r>
+      <w:r>
+        <w:t xml:space="preserve"> </w:t>
+      </w:r>
+      <w:r>
+        <w:t xml:space="preserve">(Marjakangas et al. 2022; Ponisio et al. 2019)</w:t>
+      </w:r>
+      <w:r>
+        <w:t xml:space="preserve">. Trait matching helps organize plant–frugivore interactions [</w:t>
+      </w:r>
+      <w:r>
+        <w:t xml:space="preserve">D. Matthias Dehling et al. (2016)</w:t>
+      </w:r>
+      <w:r>
+        <w:t xml:space="preserve">;</w:t>
+      </w:r>
+      <w:r>
+        <w:t xml:space="preserve"> </w:t>
+      </w:r>
+      <w:r>
+        <w:t xml:space="preserve">Lim et al. (2020)</w:t>
+      </w:r>
+      <w:r>
+        <w:t xml:space="preserve">;</w:t>
+      </w:r>
+      <w:r>
+        <w:t xml:space="preserve"> </w:t>
+      </w:r>
+      <w:r>
+        <w:t xml:space="preserve">Muñoz, Trøjelsgaard, and Kissling (2019)</w:t>
+      </w:r>
+      <w:r>
+        <w:t xml:space="preserve">]. Plant–frugivore interactions are shaped by correspondence between specific fruit and frugivore traits</w:t>
       </w:r>
       <w:r>
         <w:t xml:space="preserve"> </w:t>
@@ -3343,7 +3239,13 @@
         <w:t xml:space="preserve">(McFadden et al. 2022)</w:t>
       </w:r>
       <w:r>
-        <w:t xml:space="preserve">. Thus, FTA describes the balance between palm and mammal trait spaces, while interaction data are needed to determine whether this balance results from compensation or ecological matching.</w:t>
+        <w:t xml:space="preserve">. Therefore, at these broad geographic scale, FTA describes the balance between palm and mammal trait spaces, yet local interaction data are needed to determine whether this balance reflects a functional correspondence between plants and consumers, or simply their separate responses to shared environmental conditions</w:t>
+      </w:r>
+      <w:r>
+        <w:t xml:space="preserve"> </w:t>
+      </w:r>
+      <w:r>
+        <w:t xml:space="preserve">(Albrecht et al. 2018)</w:t>
       </w:r>
     </w:p>
     <w:bookmarkEnd w:id="54"/>
@@ -3594,7 +3496,7 @@
         <w:pStyle w:val="FirstParagraph"/>
       </w:pPr>
       <w:r>
-        <w:t xml:space="preserve">At the coarse geographic resolution examined here, FTA likely reflects historical climatic and biogeographic processes as much as contemporary environmental filtering. By contrast, habitat loss, pollution, invasions, and ongoing climate change may alter FTA more rapidly within local communities by affecting producer and consumer functional diversity differently. These changes could reshape interaction niches and network organization, particularly where opportunities for interaction rewiring are limited</w:t>
+        <w:t xml:space="preserve">At the geographic scale examined here, FTA reflects differences in how palm and mammal trait diversity relate to current climate and past climatic changes. These regional patterns define the range of plant and consumer strategies available for local interactions. By contrast, habitat loss, pollution, invasions, and ongoing climate change may alter FTA more rapidly within local communities by affecting producer and consumer functional diversity differently. These changes could reshape interaction niches and network organization, particularly where opportunities for interaction rewiring are limited</w:t>
       </w:r>
       <w:r>
         <w:t xml:space="preserve"> </w:t>
@@ -3924,14 +3826,14 @@
       <w:r>
         <w:drawing>
           <wp:inline>
-            <wp:extent cx="5334000" cy="4149884"/>
+            <wp:extent cx="5334000" cy="6047619"/>
             <wp:effectExtent b="0" l="0" r="0" t="0"/>
             <wp:docPr descr="Figure S5. Associations between contemporary climate, past climatic anomalies, and functional richness (FRic) across Neotropical biogeographic provinces. Partial effects estimated by generalized additive models are shown for mammal (blue) and palm (orange) FRic along contemporary-climate PC1 (A) and PC2 (B), Late Holocene–present anomaly PC1 (C) and PC2 (D), and Last Glacial Maximum (LGM)–present anomaly PC1 (E) and PC2 (F). Lines represent estimated smooth effects, and shaded bands denote approximate 95% confidence intervals. Effects are centred on zero and estimated conditionally on the other climatic predictors in each model. Positive and negative values indicate higher and lower predicted FRic, respectively, relative to the model-average effect. Past climatic anomalies were calculated as past minus contemporary climate." title="" id="76" name="Picture"/>
             <a:graphic>
               <a:graphicData uri="http://schemas.openxmlformats.org/drawingml/2006/picture">
                 <pic:pic>
                   <pic:nvPicPr>
-                    <pic:cNvPr descr="images/clipboard-2462853185.png" id="77" name="Picture"/>
+                    <pic:cNvPr descr="images/clipboard-525019556.png" id="77" name="Picture"/>
                     <pic:cNvPicPr>
                       <a:picLocks noChangeArrowheads="1" noChangeAspect="1"/>
                     </pic:cNvPicPr>
@@ -3945,7 +3847,7 @@
                   <pic:spPr bwMode="auto">
                     <a:xfrm>
                       <a:off x="0" y="0"/>
-                      <a:ext cx="5334000" cy="4149884"/>
+                      <a:ext cx="5334000" cy="6047619"/>
                     </a:xfrm>
                     <a:prstGeom prst="rect">
                       <a:avLst/>
@@ -3989,14 +3891,14 @@
       <w:r>
         <w:drawing>
           <wp:inline>
-            <wp:extent cx="5334000" cy="4784575"/>
+            <wp:extent cx="5334000" cy="6047619"/>
             <wp:effectExtent b="0" l="0" r="0" t="0"/>
             <wp:docPr descr="Figure S6. Associations between contemporary climate, past climatic anomalies, and functional dispersion (FDis) across Neotropical biogeographic provinces.** Partial effects estimated by generalized additive models are shown for mammal (blue) and palm (orange) FDis along contemporary-climate PC1 (A) and PC2 (B), Late Holocene–present anomaly PC1 (C) and PC2 (D), and Last Glacial Maximum (LGM)–present anomaly PC1 (E) and PC2 (F). Lines represent estimated smooth effects, and shaded bands denote approximate 95% confidence intervals. Effects are centred on zero and estimated conditionally on all other climatic predictors in each model. Positive and negative values indicate higher and lower predicted FDis, respectively, relative to the model-average effect. Past climatic anomalies were calculated as past minus contemporary climate." title="" id="80" name="Picture"/>
             <a:graphic>
               <a:graphicData uri="http://schemas.openxmlformats.org/drawingml/2006/picture">
                 <pic:pic>
                   <pic:nvPicPr>
-                    <pic:cNvPr descr="images/clipboard-3273753962.png" id="81" name="Picture"/>
+                    <pic:cNvPr descr="images/clipboard-3412067275.png" id="81" name="Picture"/>
                     <pic:cNvPicPr>
                       <a:picLocks noChangeArrowheads="1" noChangeAspect="1"/>
                     </pic:cNvPicPr>
@@ -4010,7 +3912,7 @@
                   <pic:spPr bwMode="auto">
                     <a:xfrm>
                       <a:off x="0" y="0"/>
-                      <a:ext cx="5334000" cy="4784575"/>
+                      <a:ext cx="5334000" cy="6047619"/>
                     </a:xfrm>
                     <a:prstGeom prst="rect">
                       <a:avLst/>
@@ -4184,14 +4086,14 @@
       <w:r>
         <w:drawing>
           <wp:inline>
-            <wp:extent cx="5334000" cy="2823237"/>
+            <wp:extent cx="5334000" cy="3879908"/>
             <wp:effectExtent b="0" l="0" r="0" t="0"/>
             <wp:docPr descr="Figure S9. Improvement in model support after accounting for spatial structure. Bars show the difference in Akaike information criterion between climate-only generalized additive models and models that additionally included a two-dimensional smooth of province-centroid longitude and latitude. Positive values indicate stronger support for the climate-plus-space model. Colours distinguish palm, mammal, and FTA responses." title="" id="92" name="Picture"/>
             <a:graphic>
               <a:graphicData uri="http://schemas.openxmlformats.org/drawingml/2006/picture">
                 <pic:pic>
                   <pic:nvPicPr>
-                    <pic:cNvPr descr="images/clipboard-485580890.png" id="93" name="Picture"/>
+                    <pic:cNvPr descr="images/clipboard-2567160789.png" id="93" name="Picture"/>
                     <pic:cNvPicPr>
                       <a:picLocks noChangeArrowheads="1" noChangeAspect="1"/>
                     </pic:cNvPicPr>
@@ -4205,7 +4107,7 @@
                   <pic:spPr bwMode="auto">
                     <a:xfrm>
                       <a:off x="0" y="0"/>
-                      <a:ext cx="5334000" cy="2823237"/>
+                      <a:ext cx="5334000" cy="3879908"/>
                     </a:xfrm>
                     <a:prstGeom prst="rect">
                       <a:avLst/>
@@ -4234,7 +4136,7 @@
     </w:p>
     <w:bookmarkEnd w:id="94"/>
     <w:bookmarkEnd w:id="95"/>
-    <w:bookmarkStart w:id="224" w:name="references"/>
+    <w:bookmarkStart w:id="227" w:name="references"/>
     <w:p>
       <w:pPr>
         <w:pStyle w:val="Heading2"/>
@@ -4243,7 +4145,7 @@
         <w:t xml:space="preserve">REFERENCES</w:t>
       </w:r>
     </w:p>
-    <w:bookmarkStart w:id="223" w:name="refs"/>
+    <w:bookmarkStart w:id="226" w:name="refs"/>
     <w:bookmarkStart w:id="96" w:name="ref-AcevedoQuintero2020"/>
     <w:p>
       <w:pPr>
@@ -5045,53 +4947,7 @@
       </w:r>
     </w:p>
     <w:bookmarkEnd w:id="122"/>
-    <w:bookmarkStart w:id="124" w:name="ref-DaviesBuckley2011"/>
-    <w:p>
-      <w:pPr>
-        <w:pStyle w:val="Bibliography"/>
-      </w:pPr>
-      <w:r>
-        <w:t xml:space="preserve">Davies, T. Jonathan, and Lauren B. Buckley. 2011.</w:t>
-      </w:r>
-      <w:r>
-        <w:t xml:space="preserve"> </w:t>
-      </w:r>
-      <w:r>
-        <w:t xml:space="preserve">“Phylogenetic Diversity as a Window into the Evolutionary and Biogeographic Histories of Present-Day Richness Gradients for Mammals.”</w:t>
-      </w:r>
-      <w:r>
-        <w:t xml:space="preserve"> </w:t>
-      </w:r>
-      <w:r>
-        <w:rPr>
-          <w:i/>
-          <w:iCs/>
-        </w:rPr>
-        <w:t xml:space="preserve">Philosophical Transactions of the Royal Society B: Biological Sciences</w:t>
-      </w:r>
-      <w:r>
-        <w:t xml:space="preserve"> </w:t>
-      </w:r>
-      <w:r>
-        <w:t xml:space="preserve">366 (1576): 2414–25.</w:t>
-      </w:r>
-      <w:r>
-        <w:t xml:space="preserve"> </w:t>
-      </w:r>
-      <w:hyperlink r:id="rId123">
-        <w:r>
-          <w:rPr>
-            <w:rStyle w:val="Hyperlink"/>
-          </w:rPr>
-          <w:t xml:space="preserve">https://doi.org/10.1098/rstb.2011.0058</w:t>
-        </w:r>
-      </w:hyperlink>
-      <w:r>
-        <w:t xml:space="preserve">.</w:t>
-      </w:r>
-    </w:p>
-    <w:bookmarkEnd w:id="124"/>
-    <w:bookmarkStart w:id="125" w:name="ref-de2021towards"/>
+    <w:bookmarkStart w:id="123" w:name="ref-de2021towards"/>
     <w:p>
       <w:pPr>
         <w:pStyle w:val="Bibliography"/>
@@ -5122,8 +4978,8 @@
         <w:t xml:space="preserve">12 (3): 443–48.</w:t>
       </w:r>
     </w:p>
-    <w:bookmarkEnd w:id="125"/>
-    <w:bookmarkStart w:id="127" w:name="ref-Dehling2016"/>
+    <w:bookmarkEnd w:id="123"/>
+    <w:bookmarkStart w:id="125" w:name="ref-Dehling2016"/>
     <w:p>
       <w:pPr>
         <w:pStyle w:val="Bibliography"/>
@@ -5156,7 +5012,7 @@
       <w:r>
         <w:t xml:space="preserve"> </w:t>
       </w:r>
-      <w:hyperlink r:id="rId126">
+      <w:hyperlink r:id="rId124">
         <w:r>
           <w:rPr>
             <w:rStyle w:val="Hyperlink"/>
@@ -5168,52 +5024,244 @@
         <w:t xml:space="preserve">.</w:t>
       </w:r>
     </w:p>
+    <w:bookmarkEnd w:id="125"/>
+    <w:bookmarkStart w:id="126" w:name="ref-Dehling2022"/>
+    <w:p>
+      <w:pPr>
+        <w:pStyle w:val="Bibliography"/>
+      </w:pPr>
+      <w:r>
+        <w:t xml:space="preserve">Dehling, D. M., E. Barreto, and C. H. Graham. 2022.</w:t>
+      </w:r>
+      <w:r>
+        <w:t xml:space="preserve"> </w:t>
+      </w:r>
+      <w:r>
+        <w:t xml:space="preserve">“The Contribution of Mutualistic Interactions to Functional and Phylogenetic Diversity.”</w:t>
+      </w:r>
+      <w:r>
+        <w:t xml:space="preserve"> </w:t>
+      </w:r>
+      <w:r>
+        <w:rPr>
+          <w:i/>
+          <w:iCs/>
+        </w:rPr>
+        <w:t xml:space="preserve">Trends in Ecology &amp; Evolution</w:t>
+      </w:r>
+      <w:r>
+        <w:t xml:space="preserve"> </w:t>
+      </w:r>
+      <w:r>
+        <w:t xml:space="preserve">37: 768–76.</w:t>
+      </w:r>
+    </w:p>
+    <w:bookmarkEnd w:id="126"/>
+    <w:bookmarkStart w:id="127" w:name="ref-Dehling2021"/>
+    <w:p>
+      <w:pPr>
+        <w:pStyle w:val="Bibliography"/>
+      </w:pPr>
+      <w:r>
+        <w:t xml:space="preserve">Dehling, D. M., I. M. A. Bender, P. G. Blendinger, K. Böhning-Gaese, M. C. Muñoz, E. L. Neuschulz, et al. 2021.</w:t>
+      </w:r>
+      <w:r>
+        <w:t xml:space="preserve"> </w:t>
+      </w:r>
+      <w:r>
+        <w:t xml:space="preserve">“Specialists and Generalists Fulfil Important and Complementary Functional Roles in Ecological Processes.”</w:t>
+      </w:r>
+      <w:r>
+        <w:t xml:space="preserve"> </w:t>
+      </w:r>
+      <w:r>
+        <w:rPr>
+          <w:i/>
+          <w:iCs/>
+        </w:rPr>
+        <w:t xml:space="preserve">Functional Ecology</w:t>
+      </w:r>
+      <w:r>
+        <w:t xml:space="preserve"> </w:t>
+      </w:r>
+      <w:r>
+        <w:t xml:space="preserve">35: 1810–21.</w:t>
+      </w:r>
+    </w:p>
     <w:bookmarkEnd w:id="127"/>
-    <w:bookmarkStart w:id="128" w:name="ref-Dehling2022"/>
-    <w:p>
-      <w:pPr>
-        <w:pStyle w:val="Bibliography"/>
-      </w:pPr>
-      <w:r>
-        <w:t xml:space="preserve">Dehling, D. M., E. Barreto, and C. H. Graham. 2022.</w:t>
-      </w:r>
-      <w:r>
-        <w:t xml:space="preserve"> </w:t>
-      </w:r>
-      <w:r>
-        <w:t xml:space="preserve">“The Contribution of Mutualistic Interactions to Functional and Phylogenetic Diversity.”</w:t>
-      </w:r>
-      <w:r>
-        <w:t xml:space="preserve"> </w:t>
-      </w:r>
-      <w:r>
-        <w:rPr>
-          <w:i/>
-          <w:iCs/>
-        </w:rPr>
-        <w:t xml:space="preserve">Trends in Ecology &amp; Evolution</w:t>
-      </w:r>
-      <w:r>
-        <w:t xml:space="preserve"> </w:t>
-      </w:r>
-      <w:r>
-        <w:t xml:space="preserve">37: 768–76.</w:t>
+    <w:bookmarkStart w:id="128" w:name="ref-Dirzo2014"/>
+    <w:p>
+      <w:pPr>
+        <w:pStyle w:val="Bibliography"/>
+      </w:pPr>
+      <w:r>
+        <w:t xml:space="preserve">Dirzo, R., Young, M., N. J., and B Collen. 2014.</w:t>
+      </w:r>
+      <w:r>
+        <w:t xml:space="preserve"> </w:t>
+      </w:r>
+      <w:r>
+        <w:t xml:space="preserve">“Defaunation in the Anthropocene.”</w:t>
+      </w:r>
+      <w:r>
+        <w:t xml:space="preserve"> </w:t>
+      </w:r>
+      <w:r>
+        <w:rPr>
+          <w:i/>
+          <w:iCs/>
+        </w:rPr>
+        <w:t xml:space="preserve">Science,</w:t>
+      </w:r>
+      <w:r>
+        <w:t xml:space="preserve"> </w:t>
+      </w:r>
+      <w:r>
+        <w:t xml:space="preserve">345 (6195): 401–6.</w:t>
       </w:r>
     </w:p>
     <w:bookmarkEnd w:id="128"/>
-    <w:bookmarkStart w:id="129" w:name="ref-Dehling2021"/>
-    <w:p>
-      <w:pPr>
-        <w:pStyle w:val="Bibliography"/>
-      </w:pPr>
-      <w:r>
-        <w:t xml:space="preserve">Dehling, D. M., I. M. A. Bender, P. G. Blendinger, K. Böhning-Gaese, M. C. Muñoz, E. L. Neuschulz, et al. 2021.</w:t>
-      </w:r>
-      <w:r>
-        <w:t xml:space="preserve"> </w:t>
-      </w:r>
-      <w:r>
-        <w:t xml:space="preserve">“Specialists and Generalists Fulfil Important and Complementary Functional Roles in Ecological Processes.”</w:t>
+    <w:bookmarkStart w:id="129" w:name="ref-Donoso2017"/>
+    <w:p>
+      <w:pPr>
+        <w:pStyle w:val="Bibliography"/>
+      </w:pPr>
+      <w:r>
+        <w:t xml:space="preserve">Donoso, I., M. Schleuning, D. García, and J. Fründ. 2017.</w:t>
+      </w:r>
+      <w:r>
+        <w:t xml:space="preserve"> </w:t>
+      </w:r>
+      <w:r>
+        <w:t xml:space="preserve">“Defaunation Effects on Plant Recruitment Depend on Size Matching and Size Trade-Offs in Seed-Dispersal Networks.”</w:t>
+      </w:r>
+      <w:r>
+        <w:t xml:space="preserve"> </w:t>
+      </w:r>
+      <w:r>
+        <w:rPr>
+          <w:i/>
+          <w:iCs/>
+        </w:rPr>
+        <w:t xml:space="preserve">Proceedings of the Royal Society B</w:t>
+      </w:r>
+      <w:r>
+        <w:t xml:space="preserve"> </w:t>
+      </w:r>
+      <w:r>
+        <w:t xml:space="preserve">284: 20162664.</w:t>
+      </w:r>
+    </w:p>
+    <w:bookmarkEnd w:id="129"/>
+    <w:bookmarkStart w:id="130" w:name="ref-Donoso2020"/>
+    <w:p>
+      <w:pPr>
+        <w:pStyle w:val="Bibliography"/>
+      </w:pPr>
+      <w:r>
+        <w:t xml:space="preserve">Donoso, I., M. C. Sorensen, P. G. Blendinger, W. D. Kissling, E. L. Neuschulz, T. Mueller, and M. Schleuning. 2020.</w:t>
+      </w:r>
+      <w:r>
+        <w:t xml:space="preserve"> </w:t>
+      </w:r>
+      <w:r>
+        <w:t xml:space="preserve">“Downsizing of Animal Communities Triggers Stronger Functional Than Structural Decay in Seed-Dispersal Networks.”</w:t>
+      </w:r>
+      <w:r>
+        <w:t xml:space="preserve"> </w:t>
+      </w:r>
+      <w:r>
+        <w:rPr>
+          <w:i/>
+          <w:iCs/>
+        </w:rPr>
+        <w:t xml:space="preserve">Nature Communications</w:t>
+      </w:r>
+      <w:r>
+        <w:t xml:space="preserve"> </w:t>
+      </w:r>
+      <w:r>
+        <w:t xml:space="preserve">11: 1582.</w:t>
+      </w:r>
+    </w:p>
+    <w:bookmarkEnd w:id="130"/>
+    <w:bookmarkStart w:id="131" w:name="ref-Duffy2003"/>
+    <w:p>
+      <w:pPr>
+        <w:pStyle w:val="Bibliography"/>
+      </w:pPr>
+      <w:r>
+        <w:t xml:space="preserve">Duffy, J., and E. 2003.</w:t>
+      </w:r>
+      <w:r>
+        <w:t xml:space="preserve"> </w:t>
+      </w:r>
+      <w:r>
+        <w:t xml:space="preserve">“Biodiversity Loss, Trophic Skew and Ecosystem Functioning.”</w:t>
+      </w:r>
+      <w:r>
+        <w:t xml:space="preserve"> </w:t>
+      </w:r>
+      <w:r>
+        <w:rPr>
+          <w:i/>
+          <w:iCs/>
+        </w:rPr>
+        <w:t xml:space="preserve">Ecology Letters,</w:t>
+      </w:r>
+      <w:r>
+        <w:t xml:space="preserve"> </w:t>
+      </w:r>
+      <w:r>
+        <w:t xml:space="preserve">6 (8): 680–87.</w:t>
+      </w:r>
+    </w:p>
+    <w:bookmarkEnd w:id="131"/>
+    <w:bookmarkStart w:id="132" w:name="ref-Eiserhardt2011"/>
+    <w:p>
+      <w:pPr>
+        <w:pStyle w:val="Bibliography"/>
+      </w:pPr>
+      <w:r>
+        <w:t xml:space="preserve">Eiserhardt, W. L., J. -C. Svenning, W. D. Kissling, and H. Balslev. 2011.</w:t>
+      </w:r>
+      <w:r>
+        <w:t xml:space="preserve"> </w:t>
+      </w:r>
+      <w:r>
+        <w:t xml:space="preserve">“Geographical Ecology of the Palms (Arecaceae): Determinants of Diversity and Distributions Across Spatial Scales.”</w:t>
+      </w:r>
+      <w:r>
+        <w:t xml:space="preserve"> </w:t>
+      </w:r>
+      <w:r>
+        <w:rPr>
+          <w:i/>
+          <w:iCs/>
+        </w:rPr>
+        <w:t xml:space="preserve">Annals of Botany</w:t>
+      </w:r>
+      <w:r>
+        <w:t xml:space="preserve"> </w:t>
+      </w:r>
+      <w:r>
+        <w:t xml:space="preserve">108: 1391–1416.</w:t>
+      </w:r>
+    </w:p>
+    <w:bookmarkEnd w:id="132"/>
+    <w:bookmarkStart w:id="133" w:name="ref-fitzgerald2017using"/>
+    <w:p>
+      <w:pPr>
+        <w:pStyle w:val="Bibliography"/>
+      </w:pPr>
+      <w:r>
+        <w:t xml:space="preserve">Fitzgerald, Daniel B, Kirk O Winemiller, Mark H Sabaj Pérez, and Leandro M Sousa. 2017.</w:t>
+      </w:r>
+      <w:r>
+        <w:t xml:space="preserve"> </w:t>
+      </w:r>
+      <w:r>
+        <w:t xml:space="preserve">“Using Trophic Structure to Reveal Patterns of Trait-Based Community Assembly Across Niche Dimensions.”</w:t>
       </w:r>
       <w:r>
         <w:t xml:space="preserve"> </w:t>
@@ -5229,55 +5277,84 @@
         <w:t xml:space="preserve"> </w:t>
       </w:r>
       <w:r>
-        <w:t xml:space="preserve">35: 1810–21.</w:t>
-      </w:r>
-    </w:p>
-    <w:bookmarkEnd w:id="129"/>
-    <w:bookmarkStart w:id="130" w:name="ref-Dirzo2014"/>
-    <w:p>
-      <w:pPr>
-        <w:pStyle w:val="Bibliography"/>
-      </w:pPr>
-      <w:r>
-        <w:t xml:space="preserve">Dirzo, R., Young, M., N. J., and B Collen. 2014.</w:t>
-      </w:r>
-      <w:r>
-        <w:t xml:space="preserve"> </w:t>
-      </w:r>
-      <w:r>
-        <w:t xml:space="preserve">“Defaunation in the Anthropocene.”</w:t>
-      </w:r>
-      <w:r>
-        <w:t xml:space="preserve"> </w:t>
-      </w:r>
-      <w:r>
-        <w:rPr>
-          <w:i/>
-          <w:iCs/>
-        </w:rPr>
-        <w:t xml:space="preserve">Science,</w:t>
-      </w:r>
-      <w:r>
-        <w:t xml:space="preserve"> </w:t>
-      </w:r>
-      <w:r>
-        <w:t xml:space="preserve">345 (6195): 401–6.</w:t>
-      </w:r>
-    </w:p>
-    <w:bookmarkEnd w:id="130"/>
-    <w:bookmarkStart w:id="131" w:name="ref-Donoso2017"/>
-    <w:p>
-      <w:pPr>
-        <w:pStyle w:val="Bibliography"/>
-      </w:pPr>
-      <w:r>
-        <w:t xml:space="preserve">Donoso, I., M. Schleuning, D. García, and J. Fründ. 2017.</w:t>
-      </w:r>
-      <w:r>
-        <w:t xml:space="preserve"> </w:t>
-      </w:r>
-      <w:r>
-        <w:t xml:space="preserve">“Defaunation Effects on Plant Recruitment Depend on Size Matching and Size Trade-Offs in Seed-Dispersal Networks.”</w:t>
+        <w:t xml:space="preserve">31 (5): 1135–44.</w:t>
+      </w:r>
+    </w:p>
+    <w:bookmarkEnd w:id="133"/>
+    <w:bookmarkStart w:id="134" w:name="ref-Fuzessy2025"/>
+    <w:p>
+      <w:pPr>
+        <w:pStyle w:val="Bibliography"/>
+      </w:pPr>
+      <w:r>
+        <w:t xml:space="preserve">Fuzessy, L. F., and M. A. Pizo. 2025.</w:t>
+      </w:r>
+      <w:r>
+        <w:t xml:space="preserve"> </w:t>
+      </w:r>
+      <w:r>
+        <w:t xml:space="preserve">“Seed Dispersal Networks and the Functional Diversity of Neotropical Mammals.”</w:t>
+      </w:r>
+      <w:r>
+        <w:t xml:space="preserve"> </w:t>
+      </w:r>
+      <w:r>
+        <w:rPr>
+          <w:i/>
+          <w:iCs/>
+        </w:rPr>
+        <w:t xml:space="preserve">Ecography</w:t>
+      </w:r>
+      <w:r>
+        <w:t xml:space="preserve">.</w:t>
+      </w:r>
+    </w:p>
+    <w:bookmarkEnd w:id="134"/>
+    <w:bookmarkStart w:id="135" w:name="ref-galiana2018spatial"/>
+    <w:p>
+      <w:pPr>
+        <w:pStyle w:val="Bibliography"/>
+      </w:pPr>
+      <w:r>
+        <w:t xml:space="preserve">Galiana, Nuria, Miguel Lurgi, Bernat Claramunt-López, Marie-Josée Fortin, Shawn Leroux, Kevin Cazelles, Dominique Gravel, and José M Montoya. 2018.</w:t>
+      </w:r>
+      <w:r>
+        <w:t xml:space="preserve"> </w:t>
+      </w:r>
+      <w:r>
+        <w:t xml:space="preserve">“The Spatial Scaling of Species Interaction Networks.”</w:t>
+      </w:r>
+      <w:r>
+        <w:t xml:space="preserve"> </w:t>
+      </w:r>
+      <w:r>
+        <w:rPr>
+          <w:i/>
+          <w:iCs/>
+        </w:rPr>
+        <w:t xml:space="preserve">Nature Ecology &amp; Evolution</w:t>
+      </w:r>
+      <w:r>
+        <w:t xml:space="preserve"> </w:t>
+      </w:r>
+      <w:r>
+        <w:t xml:space="preserve">2 (5): 782–90.</w:t>
+      </w:r>
+    </w:p>
+    <w:bookmarkEnd w:id="135"/>
+    <w:bookmarkStart w:id="136" w:name="ref-Gorczynski2021"/>
+    <w:p>
+      <w:pPr>
+        <w:pStyle w:val="Bibliography"/>
+      </w:pPr>
+      <w:r>
+        <w:t xml:space="preserve">Gorczynski, D., C. Hsieh, J. T. Luciano, J. Ahumada, S. Espinosa, S. Johnson, et al. 2021.</w:t>
+      </w:r>
+      <w:r>
+        <w:t xml:space="preserve"> </w:t>
+      </w:r>
+      <w:r>
+        <w:t xml:space="preserve">“Tropical Mammal Functional Diversity Increases with Productivity but Decreases with Anthropogenic Disturbance.”</w:t>
       </w:r>
       <w:r>
         <w:t xml:space="preserve"> </w:t>
@@ -5293,268 +5370,33 @@
         <w:t xml:space="preserve"> </w:t>
       </w:r>
       <w:r>
-        <w:t xml:space="preserve">284: 20162664.</w:t>
-      </w:r>
-    </w:p>
-    <w:bookmarkEnd w:id="131"/>
-    <w:bookmarkStart w:id="132" w:name="ref-Donoso2020"/>
-    <w:p>
-      <w:pPr>
-        <w:pStyle w:val="Bibliography"/>
-      </w:pPr>
-      <w:r>
-        <w:t xml:space="preserve">Donoso, I., M. C. Sorensen, P. G. Blendinger, W. D. Kissling, E. L. Neuschulz, T. Mueller, and M. Schleuning. 2020.</w:t>
-      </w:r>
-      <w:r>
-        <w:t xml:space="preserve"> </w:t>
-      </w:r>
-      <w:r>
-        <w:t xml:space="preserve">“Downsizing of Animal Communities Triggers Stronger Functional Than Structural Decay in Seed-Dispersal Networks.”</w:t>
-      </w:r>
-      <w:r>
-        <w:t xml:space="preserve"> </w:t>
-      </w:r>
-      <w:r>
-        <w:rPr>
-          <w:i/>
-          <w:iCs/>
-        </w:rPr>
-        <w:t xml:space="preserve">Nature Communications</w:t>
-      </w:r>
-      <w:r>
-        <w:t xml:space="preserve"> </w:t>
-      </w:r>
-      <w:r>
-        <w:t xml:space="preserve">11: 1582.</w:t>
-      </w:r>
-    </w:p>
-    <w:bookmarkEnd w:id="132"/>
-    <w:bookmarkStart w:id="133" w:name="ref-Duffy2003"/>
-    <w:p>
-      <w:pPr>
-        <w:pStyle w:val="Bibliography"/>
-      </w:pPr>
-      <w:r>
-        <w:t xml:space="preserve">Duffy, J., and E. 2003.</w:t>
-      </w:r>
-      <w:r>
-        <w:t xml:space="preserve"> </w:t>
-      </w:r>
-      <w:r>
-        <w:t xml:space="preserve">“Biodiversity Loss, Trophic Skew and Ecosystem Functioning.”</w:t>
-      </w:r>
-      <w:r>
-        <w:t xml:space="preserve"> </w:t>
-      </w:r>
-      <w:r>
-        <w:rPr>
-          <w:i/>
-          <w:iCs/>
-        </w:rPr>
-        <w:t xml:space="preserve">Ecology Letters,</w:t>
-      </w:r>
-      <w:r>
-        <w:t xml:space="preserve"> </w:t>
-      </w:r>
-      <w:r>
-        <w:t xml:space="preserve">6 (8): 680–87.</w:t>
-      </w:r>
-    </w:p>
-    <w:bookmarkEnd w:id="133"/>
-    <w:bookmarkStart w:id="135" w:name="ref-FergnaniRuggiero2015"/>
-    <w:p>
-      <w:pPr>
-        <w:pStyle w:val="Bibliography"/>
-      </w:pPr>
-      <w:r>
-        <w:t xml:space="preserve">Fergnani, Paula Nilda, and Adriana Ruggiero. 2015.</w:t>
-      </w:r>
-      <w:r>
-        <w:t xml:space="preserve"> </w:t>
-      </w:r>
-      <w:r>
-        <w:t xml:space="preserve">“Ecological Diversity in South American Mammals: Their Geographical Distribution Shows Variable Associations with Phylogenetic Diversity and Does Not Follow the Latitudinal Richness Gradient.”</w:t>
-      </w:r>
-      <w:r>
-        <w:t xml:space="preserve"> </w:t>
-      </w:r>
-      <w:r>
-        <w:rPr>
-          <w:i/>
-          <w:iCs/>
-        </w:rPr>
-        <w:t xml:space="preserve">PLOS ONE</w:t>
-      </w:r>
-      <w:r>
-        <w:t xml:space="preserve"> </w:t>
-      </w:r>
-      <w:r>
-        <w:t xml:space="preserve">10 (6): e0128264.</w:t>
-      </w:r>
-      <w:r>
-        <w:t xml:space="preserve"> </w:t>
-      </w:r>
-      <w:hyperlink r:id="rId134">
-        <w:r>
-          <w:rPr>
-            <w:rStyle w:val="Hyperlink"/>
-          </w:rPr>
-          <w:t xml:space="preserve">https://doi.org/10.1371/journal.pone.0128264</w:t>
-        </w:r>
-      </w:hyperlink>
-      <w:r>
-        <w:t xml:space="preserve">.</w:t>
-      </w:r>
-    </w:p>
-    <w:bookmarkEnd w:id="135"/>
-    <w:bookmarkStart w:id="136" w:name="ref-fitzgerald2017using"/>
-    <w:p>
-      <w:pPr>
-        <w:pStyle w:val="Bibliography"/>
-      </w:pPr>
-      <w:r>
-        <w:t xml:space="preserve">Fitzgerald, Daniel B, Kirk O Winemiller, Mark H Sabaj Pérez, and Leandro M Sousa. 2017.</w:t>
-      </w:r>
-      <w:r>
-        <w:t xml:space="preserve"> </w:t>
-      </w:r>
-      <w:r>
-        <w:t xml:space="preserve">“Using Trophic Structure to Reveal Patterns of Trait-Based Community Assembly Across Niche Dimensions.”</w:t>
-      </w:r>
-      <w:r>
-        <w:t xml:space="preserve"> </w:t>
-      </w:r>
-      <w:r>
-        <w:rPr>
-          <w:i/>
-          <w:iCs/>
-        </w:rPr>
-        <w:t xml:space="preserve">Functional Ecology</w:t>
-      </w:r>
-      <w:r>
-        <w:t xml:space="preserve"> </w:t>
-      </w:r>
-      <w:r>
-        <w:t xml:space="preserve">31 (5): 1135–44.</w:t>
+        <w:t xml:space="preserve">288: 20202098.</w:t>
       </w:r>
     </w:p>
     <w:bookmarkEnd w:id="136"/>
-    <w:bookmarkStart w:id="137" w:name="ref-Fuzessy2025"/>
-    <w:p>
-      <w:pPr>
-        <w:pStyle w:val="Bibliography"/>
-      </w:pPr>
-      <w:r>
-        <w:t xml:space="preserve">Fuzessy, L. F., and M. A. Pizo. 2025.</w:t>
-      </w:r>
-      <w:r>
-        <w:t xml:space="preserve"> </w:t>
-      </w:r>
-      <w:r>
-        <w:t xml:space="preserve">“Seed Dispersal Networks and the Functional Diversity of Neotropical Mammals.”</w:t>
-      </w:r>
-      <w:r>
-        <w:t xml:space="preserve"> </w:t>
-      </w:r>
-      <w:r>
-        <w:rPr>
-          <w:i/>
-          <w:iCs/>
-        </w:rPr>
-        <w:t xml:space="preserve">Ecography</w:t>
-      </w:r>
-      <w:r>
-        <w:t xml:space="preserve">.</w:t>
+    <w:bookmarkStart w:id="137" w:name="ref-Guerra2025"/>
+    <w:p>
+      <w:pPr>
+        <w:pStyle w:val="Bibliography"/>
+      </w:pPr>
+      <w:r>
+        <w:t xml:space="preserve">Guerra, Daniel, Andressa Cabral, Mariana Paetzolt, et al. 2025.</w:t>
+      </w:r>
+      <w:r>
+        <w:t xml:space="preserve"> </w:t>
+      </w:r>
+      <w:r>
+        <w:t xml:space="preserve">“Human-Induced Downsizing of Animal Communities Weakens Trait Matching Between Tropical Plants and Frugivores.”</w:t>
+      </w:r>
+      <w:r>
+        <w:t xml:space="preserve"> </w:t>
+      </w:r>
+      <w:r>
+        <w:t xml:space="preserve">Authorea preprint.</w:t>
       </w:r>
     </w:p>
     <w:bookmarkEnd w:id="137"/>
-    <w:bookmarkStart w:id="138" w:name="ref-galiana2018spatial"/>
-    <w:p>
-      <w:pPr>
-        <w:pStyle w:val="Bibliography"/>
-      </w:pPr>
-      <w:r>
-        <w:t xml:space="preserve">Galiana, Nuria, Miguel Lurgi, Bernat Claramunt-López, Marie-Josée Fortin, Shawn Leroux, Kevin Cazelles, Dominique Gravel, and José M Montoya. 2018.</w:t>
-      </w:r>
-      <w:r>
-        <w:t xml:space="preserve"> </w:t>
-      </w:r>
-      <w:r>
-        <w:t xml:space="preserve">“The Spatial Scaling of Species Interaction Networks.”</w:t>
-      </w:r>
-      <w:r>
-        <w:t xml:space="preserve"> </w:t>
-      </w:r>
-      <w:r>
-        <w:rPr>
-          <w:i/>
-          <w:iCs/>
-        </w:rPr>
-        <w:t xml:space="preserve">Nature Ecology &amp; Evolution</w:t>
-      </w:r>
-      <w:r>
-        <w:t xml:space="preserve"> </w:t>
-      </w:r>
-      <w:r>
-        <w:t xml:space="preserve">2 (5): 782–90.</w:t>
-      </w:r>
-    </w:p>
-    <w:bookmarkEnd w:id="138"/>
-    <w:bookmarkStart w:id="139" w:name="ref-Gorczynski2021"/>
-    <w:p>
-      <w:pPr>
-        <w:pStyle w:val="Bibliography"/>
-      </w:pPr>
-      <w:r>
-        <w:t xml:space="preserve">Gorczynski, D., C. Hsieh, J. T. Luciano, J. Ahumada, S. Espinosa, S. Johnson, et al. 2021.</w:t>
-      </w:r>
-      <w:r>
-        <w:t xml:space="preserve"> </w:t>
-      </w:r>
-      <w:r>
-        <w:t xml:space="preserve">“Tropical Mammal Functional Diversity Increases with Productivity but Decreases with Anthropogenic Disturbance.”</w:t>
-      </w:r>
-      <w:r>
-        <w:t xml:space="preserve"> </w:t>
-      </w:r>
-      <w:r>
-        <w:rPr>
-          <w:i/>
-          <w:iCs/>
-        </w:rPr>
-        <w:t xml:space="preserve">Proceedings of the Royal Society B</w:t>
-      </w:r>
-      <w:r>
-        <w:t xml:space="preserve"> </w:t>
-      </w:r>
-      <w:r>
-        <w:t xml:space="preserve">288: 20202098.</w:t>
-      </w:r>
-    </w:p>
-    <w:bookmarkEnd w:id="139"/>
-    <w:bookmarkStart w:id="140" w:name="ref-Guerra2025"/>
-    <w:p>
-      <w:pPr>
-        <w:pStyle w:val="Bibliography"/>
-      </w:pPr>
-      <w:r>
-        <w:t xml:space="preserve">Guerra, Daniel, Andressa Cabral, Mariana Paetzolt, et al. 2025.</w:t>
-      </w:r>
-      <w:r>
-        <w:t xml:space="preserve"> </w:t>
-      </w:r>
-      <w:r>
-        <w:t xml:space="preserve">“Human-Induced Downsizing of Animal Communities Weakens Trait Matching Between Tropical Plants and Frugivores.”</w:t>
-      </w:r>
-      <w:r>
-        <w:t xml:space="preserve"> </w:t>
-      </w:r>
-      <w:r>
-        <w:t xml:space="preserve">Authorea preprint.</w:t>
-      </w:r>
-    </w:p>
-    <w:bookmarkEnd w:id="140"/>
-    <w:bookmarkStart w:id="142" w:name="ref-Guevara2023b"/>
+    <w:bookmarkStart w:id="139" w:name="ref-Guevara2023b"/>
     <w:p>
       <w:pPr>
         <w:pStyle w:val="Bibliography"/>
@@ -5587,7 +5429,7 @@
       <w:r>
         <w:t xml:space="preserve"> </w:t>
       </w:r>
-      <w:hyperlink r:id="rId141">
+      <w:hyperlink r:id="rId138">
         <w:r>
           <w:rPr>
             <w:rStyle w:val="Hyperlink"/>
@@ -5599,8 +5441,8 @@
         <w:t xml:space="preserve">.</w:t>
       </w:r>
     </w:p>
-    <w:bookmarkEnd w:id="142"/>
-    <w:bookmarkStart w:id="144" w:name="ref-Guevara2023"/>
+    <w:bookmarkEnd w:id="139"/>
+    <w:bookmarkStart w:id="141" w:name="ref-Guevara2023"/>
     <w:p>
       <w:pPr>
         <w:pStyle w:val="Bibliography"/>
@@ -5633,7 +5475,7 @@
       <w:r>
         <w:t xml:space="preserve"> </w:t>
       </w:r>
-      <w:hyperlink r:id="rId143">
+      <w:hyperlink r:id="rId140">
         <w:r>
           <w:rPr>
             <w:rStyle w:val="Hyperlink"/>
@@ -5645,168 +5487,168 @@
         <w:t xml:space="preserve">.</w:t>
       </w:r>
     </w:p>
+    <w:bookmarkEnd w:id="141"/>
+    <w:bookmarkStart w:id="142" w:name="ref-guzman2019towards"/>
+    <w:p>
+      <w:pPr>
+        <w:pStyle w:val="Bibliography"/>
+      </w:pPr>
+      <w:r>
+        <w:t xml:space="preserve">Guzman, Laura Melissa, Rachel M Germain, Coreen Forbes, Samantha Straus, Mary I O’Connor, Dominique Gravel, Diane S Srivastava, and Patrick L Thompson. 2019.</w:t>
+      </w:r>
+      <w:r>
+        <w:t xml:space="preserve"> </w:t>
+      </w:r>
+      <w:r>
+        <w:t xml:space="preserve">“Towards a Multi-Trophic Extension of Metacommunity Ecology.”</w:t>
+      </w:r>
+      <w:r>
+        <w:t xml:space="preserve"> </w:t>
+      </w:r>
+      <w:r>
+        <w:rPr>
+          <w:i/>
+          <w:iCs/>
+        </w:rPr>
+        <w:t xml:space="preserve">Ecology Letters</w:t>
+      </w:r>
+      <w:r>
+        <w:t xml:space="preserve"> </w:t>
+      </w:r>
+      <w:r>
+        <w:t xml:space="preserve">22 (1): 19–33.</w:t>
+      </w:r>
+    </w:p>
+    <w:bookmarkEnd w:id="142"/>
+    <w:bookmarkStart w:id="143" w:name="ref-Halpern2008"/>
+    <w:p>
+      <w:pPr>
+        <w:pStyle w:val="Bibliography"/>
+      </w:pPr>
+      <w:r>
+        <w:t xml:space="preserve">Halpern, B. S., and S. R. Floeter. 2008.</w:t>
+      </w:r>
+      <w:r>
+        <w:t xml:space="preserve"> </w:t>
+      </w:r>
+      <w:r>
+        <w:t xml:space="preserve">“Functional Diversity Responses to Changing Species Richness in Reef Fish Communities.”</w:t>
+      </w:r>
+      <w:r>
+        <w:t xml:space="preserve"> </w:t>
+      </w:r>
+      <w:r>
+        <w:rPr>
+          <w:i/>
+          <w:iCs/>
+        </w:rPr>
+        <w:t xml:space="preserve">Marine Ecology Progress Series</w:t>
+      </w:r>
+      <w:r>
+        <w:t xml:space="preserve"> </w:t>
+      </w:r>
+      <w:r>
+        <w:t xml:space="preserve">364: 147–56.</w:t>
+      </w:r>
+    </w:p>
+    <w:bookmarkEnd w:id="143"/>
+    <w:bookmarkStart w:id="144" w:name="ref-HilleRisLambers2012"/>
+    <w:p>
+      <w:pPr>
+        <w:pStyle w:val="Bibliography"/>
+      </w:pPr>
+      <w:r>
+        <w:t xml:space="preserve">HilleRisLambers, J., P. B. Adler, W. S. Harpole, J. M. Levine, and M. M. Mayfield. 2012.</w:t>
+      </w:r>
+      <w:r>
+        <w:t xml:space="preserve"> </w:t>
+      </w:r>
+      <w:r>
+        <w:t xml:space="preserve">“Rethinking Community Assembly Through the Lens of Coexistence Theory.”</w:t>
+      </w:r>
+      <w:r>
+        <w:t xml:space="preserve"> </w:t>
+      </w:r>
+      <w:r>
+        <w:rPr>
+          <w:i/>
+          <w:iCs/>
+        </w:rPr>
+        <w:t xml:space="preserve">Annual Review of Ecology, Evolution, and Systematics</w:t>
+      </w:r>
+      <w:r>
+        <w:t xml:space="preserve"> </w:t>
+      </w:r>
+      <w:r>
+        <w:t xml:space="preserve">43: 227–48.</w:t>
+      </w:r>
+    </w:p>
     <w:bookmarkEnd w:id="144"/>
-    <w:bookmarkStart w:id="145" w:name="ref-guzman2019towards"/>
-    <w:p>
-      <w:pPr>
-        <w:pStyle w:val="Bibliography"/>
-      </w:pPr>
-      <w:r>
-        <w:t xml:space="preserve">Guzman, Laura Melissa, Rachel M Germain, Coreen Forbes, Samantha Straus, Mary I O’Connor, Dominique Gravel, Diane S Srivastava, and Patrick L Thompson. 2019.</w:t>
-      </w:r>
-      <w:r>
-        <w:t xml:space="preserve"> </w:t>
-      </w:r>
-      <w:r>
-        <w:t xml:space="preserve">“Towards a Multi-Trophic Extension of Metacommunity Ecology.”</w:t>
-      </w:r>
-      <w:r>
-        <w:t xml:space="preserve"> </w:t>
-      </w:r>
-      <w:r>
-        <w:rPr>
-          <w:i/>
-          <w:iCs/>
-        </w:rPr>
-        <w:t xml:space="preserve">Ecology Letters</w:t>
-      </w:r>
-      <w:r>
-        <w:t xml:space="preserve"> </w:t>
-      </w:r>
-      <w:r>
-        <w:t xml:space="preserve">22 (1): 19–33.</w:t>
+    <w:bookmarkStart w:id="145" w:name="ref-Hoekstra2001"/>
+    <w:p>
+      <w:pPr>
+        <w:pStyle w:val="Bibliography"/>
+      </w:pPr>
+      <w:r>
+        <w:t xml:space="preserve">Hoekstra, F. A., E. A. Golovina, and J. Buitink. 2001.</w:t>
+      </w:r>
+      <w:r>
+        <w:t xml:space="preserve"> </w:t>
+      </w:r>
+      <w:r>
+        <w:t xml:space="preserve">“Mechanisms of Plant Desiccation Tolerance.”</w:t>
+      </w:r>
+      <w:r>
+        <w:t xml:space="preserve"> </w:t>
+      </w:r>
+      <w:r>
+        <w:rPr>
+          <w:i/>
+          <w:iCs/>
+        </w:rPr>
+        <w:t xml:space="preserve">Trends in Plant Science</w:t>
+      </w:r>
+      <w:r>
+        <w:t xml:space="preserve"> </w:t>
+      </w:r>
+      <w:r>
+        <w:t xml:space="preserve">6: 431–38.</w:t>
       </w:r>
     </w:p>
     <w:bookmarkEnd w:id="145"/>
-    <w:bookmarkStart w:id="146" w:name="ref-Halpern2008"/>
-    <w:p>
-      <w:pPr>
-        <w:pStyle w:val="Bibliography"/>
-      </w:pPr>
-      <w:r>
-        <w:t xml:space="preserve">Halpern, B. S., and S. R. Floeter. 2008.</w:t>
-      </w:r>
-      <w:r>
-        <w:t xml:space="preserve"> </w:t>
-      </w:r>
-      <w:r>
-        <w:t xml:space="preserve">“Functional Diversity Responses to Changing Species Richness in Reef Fish Communities.”</w:t>
-      </w:r>
-      <w:r>
-        <w:t xml:space="preserve"> </w:t>
-      </w:r>
-      <w:r>
-        <w:rPr>
-          <w:i/>
-          <w:iCs/>
-        </w:rPr>
-        <w:t xml:space="preserve">Marine Ecology Progress Series</w:t>
-      </w:r>
-      <w:r>
-        <w:t xml:space="preserve"> </w:t>
-      </w:r>
-      <w:r>
-        <w:t xml:space="preserve">364: 147–56.</w:t>
+    <w:bookmarkStart w:id="146" w:name="ref-Hogsden2009"/>
+    <w:p>
+      <w:pPr>
+        <w:pStyle w:val="Bibliography"/>
+      </w:pPr>
+      <w:r>
+        <w:t xml:space="preserve">Hogsden, K. L., M. A. Xenopoulos, and J. A Rusak. 2009.</w:t>
+      </w:r>
+      <w:r>
+        <w:t xml:space="preserve"> </w:t>
+      </w:r>
+      <w:r>
+        <w:t xml:space="preserve">“Asymmetrical Food Web Responses in Trophic-Level Richness, Biomass, and Function Following Lake Acidification.”</w:t>
+      </w:r>
+      <w:r>
+        <w:t xml:space="preserve"> </w:t>
+      </w:r>
+      <w:r>
+        <w:rPr>
+          <w:i/>
+          <w:iCs/>
+        </w:rPr>
+        <w:t xml:space="preserve">Aquatic Ecology,</w:t>
+      </w:r>
+      <w:r>
+        <w:t xml:space="preserve"> </w:t>
+      </w:r>
+      <w:r>
+        <w:t xml:space="preserve">43 (2): 591–606.</w:t>
       </w:r>
     </w:p>
     <w:bookmarkEnd w:id="146"/>
-    <w:bookmarkStart w:id="147" w:name="ref-HilleRisLambers2012"/>
-    <w:p>
-      <w:pPr>
-        <w:pStyle w:val="Bibliography"/>
-      </w:pPr>
-      <w:r>
-        <w:t xml:space="preserve">HilleRisLambers, J., P. B. Adler, W. S. Harpole, J. M. Levine, and M. M. Mayfield. 2012.</w:t>
-      </w:r>
-      <w:r>
-        <w:t xml:space="preserve"> </w:t>
-      </w:r>
-      <w:r>
-        <w:t xml:space="preserve">“Rethinking Community Assembly Through the Lens of Coexistence Theory.”</w:t>
-      </w:r>
-      <w:r>
-        <w:t xml:space="preserve"> </w:t>
-      </w:r>
-      <w:r>
-        <w:rPr>
-          <w:i/>
-          <w:iCs/>
-        </w:rPr>
-        <w:t xml:space="preserve">Annual Review of Ecology, Evolution, and Systematics</w:t>
-      </w:r>
-      <w:r>
-        <w:t xml:space="preserve"> </w:t>
-      </w:r>
-      <w:r>
-        <w:t xml:space="preserve">43: 227–48.</w:t>
-      </w:r>
-    </w:p>
-    <w:bookmarkEnd w:id="147"/>
-    <w:bookmarkStart w:id="148" w:name="ref-Hoekstra2001"/>
-    <w:p>
-      <w:pPr>
-        <w:pStyle w:val="Bibliography"/>
-      </w:pPr>
-      <w:r>
-        <w:t xml:space="preserve">Hoekstra, F. A., E. A. Golovina, and J. Buitink. 2001.</w:t>
-      </w:r>
-      <w:r>
-        <w:t xml:space="preserve"> </w:t>
-      </w:r>
-      <w:r>
-        <w:t xml:space="preserve">“Mechanisms of Plant Desiccation Tolerance.”</w:t>
-      </w:r>
-      <w:r>
-        <w:t xml:space="preserve"> </w:t>
-      </w:r>
-      <w:r>
-        <w:rPr>
-          <w:i/>
-          <w:iCs/>
-        </w:rPr>
-        <w:t xml:space="preserve">Trends in Plant Science</w:t>
-      </w:r>
-      <w:r>
-        <w:t xml:space="preserve"> </w:t>
-      </w:r>
-      <w:r>
-        <w:t xml:space="preserve">6: 431–38.</w:t>
-      </w:r>
-    </w:p>
-    <w:bookmarkEnd w:id="148"/>
-    <w:bookmarkStart w:id="149" w:name="ref-Hogsden2009"/>
-    <w:p>
-      <w:pPr>
-        <w:pStyle w:val="Bibliography"/>
-      </w:pPr>
-      <w:r>
-        <w:t xml:space="preserve">Hogsden, K. L., M. A. Xenopoulos, and J. A Rusak. 2009.</w:t>
-      </w:r>
-      <w:r>
-        <w:t xml:space="preserve"> </w:t>
-      </w:r>
-      <w:r>
-        <w:t xml:space="preserve">“Asymmetrical Food Web Responses in Trophic-Level Richness, Biomass, and Function Following Lake Acidification.”</w:t>
-      </w:r>
-      <w:r>
-        <w:t xml:space="preserve"> </w:t>
-      </w:r>
-      <w:r>
-        <w:rPr>
-          <w:i/>
-          <w:iCs/>
-        </w:rPr>
-        <w:t xml:space="preserve">Aquatic Ecology,</w:t>
-      </w:r>
-      <w:r>
-        <w:t xml:space="preserve"> </w:t>
-      </w:r>
-      <w:r>
-        <w:t xml:space="preserve">43 (2): 591–606.</w:t>
-      </w:r>
-    </w:p>
-    <w:bookmarkEnd w:id="149"/>
-    <w:bookmarkStart w:id="151" w:name="ref-Jablonski2006"/>
+    <w:bookmarkStart w:id="148" w:name="ref-Jablonski2006"/>
     <w:p>
       <w:pPr>
         <w:pStyle w:val="Bibliography"/>
@@ -5839,7 +5681,7 @@
       <w:r>
         <w:t xml:space="preserve"> </w:t>
       </w:r>
-      <w:hyperlink r:id="rId150">
+      <w:hyperlink r:id="rId147">
         <w:r>
           <w:rPr>
             <w:rStyle w:val="Hyperlink"/>
@@ -5851,20 +5693,171 @@
         <w:t xml:space="preserve">.</w:t>
       </w:r>
     </w:p>
+    <w:bookmarkEnd w:id="148"/>
+    <w:bookmarkStart w:id="149" w:name="ref-karger2017climatologies"/>
+    <w:p>
+      <w:pPr>
+        <w:pStyle w:val="Bibliography"/>
+      </w:pPr>
+      <w:r>
+        <w:t xml:space="preserve">Karger, Dirk Nikolaus, Olaf Conrad, Jürgen Böhner, Tobias Kawohl, Holger Kreft, Rodrigo Wilber Soria-Auza, Niklaus E Zimmermann, H Peter Linder, and Michael Kessler. 2017.</w:t>
+      </w:r>
+      <w:r>
+        <w:t xml:space="preserve"> </w:t>
+      </w:r>
+      <w:r>
+        <w:t xml:space="preserve">“Climatologies at High Resolution for the Earth’s Land Surface Areas.”</w:t>
+      </w:r>
+      <w:r>
+        <w:t xml:space="preserve"> </w:t>
+      </w:r>
+      <w:r>
+        <w:rPr>
+          <w:i/>
+          <w:iCs/>
+        </w:rPr>
+        <w:t xml:space="preserve">Scientific Data</w:t>
+      </w:r>
+      <w:r>
+        <w:t xml:space="preserve"> </w:t>
+      </w:r>
+      <w:r>
+        <w:t xml:space="preserve">4 (1): 170122.</w:t>
+      </w:r>
+    </w:p>
+    <w:bookmarkEnd w:id="149"/>
+    <w:bookmarkStart w:id="151" w:name="ref-KisslingLegacies2012"/>
+    <w:p>
+      <w:pPr>
+        <w:pStyle w:val="Bibliography"/>
+      </w:pPr>
+      <w:r>
+        <w:t xml:space="preserve">Kissling, W. Daniel, William J. Baker, Henrik Balslev, Anders S. Barfod, Finn Borchsenius, John Dransfield, Rafaël Govaerts, and Jens-Christian Svenning. 2012.</w:t>
+      </w:r>
+      <w:r>
+        <w:t xml:space="preserve"> </w:t>
+      </w:r>
+      <w:r>
+        <w:t xml:space="preserve">“</w:t>
+      </w:r>
+      <w:r>
+        <w:t xml:space="preserve">Quaternary</w:t>
+      </w:r>
+      <w:r>
+        <w:t xml:space="preserve"> </w:t>
+      </w:r>
+      <w:r>
+        <w:t xml:space="preserve">and Pre-</w:t>
+      </w:r>
+      <w:r>
+        <w:t xml:space="preserve">Quaternary</w:t>
+      </w:r>
+      <w:r>
+        <w:t xml:space="preserve"> </w:t>
+      </w:r>
+      <w:r>
+        <w:t xml:space="preserve">Historical Legacies in the Global Distribution of a Major Tropical Plant Lineage.”</w:t>
+      </w:r>
+      <w:r>
+        <w:t xml:space="preserve"> </w:t>
+      </w:r>
+      <w:r>
+        <w:rPr>
+          <w:i/>
+          <w:iCs/>
+        </w:rPr>
+        <w:t xml:space="preserve">Global Ecology and Biogeography</w:t>
+      </w:r>
+      <w:r>
+        <w:t xml:space="preserve"> </w:t>
+      </w:r>
+      <w:r>
+        <w:t xml:space="preserve">21 (9): 909–21.</w:t>
+      </w:r>
+      <w:r>
+        <w:t xml:space="preserve"> </w:t>
+      </w:r>
+      <w:hyperlink r:id="rId150">
+        <w:r>
+          <w:rPr>
+            <w:rStyle w:val="Hyperlink"/>
+          </w:rPr>
+          <w:t xml:space="preserve">https://doi.org/10.1111/j.1466-8238.2011.00728.x</w:t>
+        </w:r>
+      </w:hyperlink>
+      <w:r>
+        <w:t xml:space="preserve">.</w:t>
+      </w:r>
+    </w:p>
     <w:bookmarkEnd w:id="151"/>
-    <w:bookmarkStart w:id="152" w:name="ref-karger2017climatologies"/>
-    <w:p>
-      <w:pPr>
-        <w:pStyle w:val="Bibliography"/>
-      </w:pPr>
-      <w:r>
-        <w:t xml:space="preserve">Karger, Dirk Nikolaus, Olaf Conrad, Jürgen Böhner, Tobias Kawohl, Holger Kreft, Rodrigo Wilber Soria-Auza, Niklaus E Zimmermann, H Peter Linder, and Michael Kessler. 2017.</w:t>
-      </w:r>
-      <w:r>
-        <w:t xml:space="preserve"> </w:t>
-      </w:r>
-      <w:r>
-        <w:t xml:space="preserve">“Climatologies at High Resolution for the Earth’s Land Surface Areas.”</w:t>
+    <w:bookmarkStart w:id="153" w:name="ref-KisslingCenozoic2012"/>
+    <w:p>
+      <w:pPr>
+        <w:pStyle w:val="Bibliography"/>
+      </w:pPr>
+      <w:r>
+        <w:t xml:space="preserve">Kissling, W. Daniel, Wolf L. Eiserhardt, William J. Baker, Finn Borchsenius, Thomas L. P. Couvreur, Henrik Balslev, and Jens-Christian Svenning. 2012.</w:t>
+      </w:r>
+      <w:r>
+        <w:t xml:space="preserve"> </w:t>
+      </w:r>
+      <w:r>
+        <w:t xml:space="preserve">“</w:t>
+      </w:r>
+      <w:r>
+        <w:t xml:space="preserve">Cenozoic</w:t>
+      </w:r>
+      <w:r>
+        <w:t xml:space="preserve"> </w:t>
+      </w:r>
+      <w:r>
+        <w:t xml:space="preserve">Imprints on the Phylogenetic Structure of Palm Species Assemblages Worldwide.”</w:t>
+      </w:r>
+      <w:r>
+        <w:t xml:space="preserve"> </w:t>
+      </w:r>
+      <w:r>
+        <w:rPr>
+          <w:i/>
+          <w:iCs/>
+        </w:rPr>
+        <w:t xml:space="preserve">Proceedings of the National Academy of Sciences</w:t>
+      </w:r>
+      <w:r>
+        <w:t xml:space="preserve"> </w:t>
+      </w:r>
+      <w:r>
+        <w:t xml:space="preserve">109 (19): 7379–84.</w:t>
+      </w:r>
+      <w:r>
+        <w:t xml:space="preserve"> </w:t>
+      </w:r>
+      <w:hyperlink r:id="rId152">
+        <w:r>
+          <w:rPr>
+            <w:rStyle w:val="Hyperlink"/>
+          </w:rPr>
+          <w:t xml:space="preserve">https://doi.org/10.1073/pnas.1120467109</w:t>
+        </w:r>
+      </w:hyperlink>
+      <w:r>
+        <w:t xml:space="preserve">.</w:t>
+      </w:r>
+    </w:p>
+    <w:bookmarkEnd w:id="153"/>
+    <w:bookmarkStart w:id="155" w:name="ref-Kissling2019"/>
+    <w:p>
+      <w:pPr>
+        <w:pStyle w:val="Bibliography"/>
+      </w:pPr>
+      <w:r>
+        <w:t xml:space="preserve">Kissling, W. D., H. Balslev, W. J. Baker, J. Dransfield, W. L. Eiserhardt, F. Borchsenius, et al. 2019.</w:t>
+      </w:r>
+      <w:r>
+        <w:t xml:space="preserve"> </w:t>
+      </w:r>
+      <w:r>
+        <w:t xml:space="preserve">“PalmTraits 1.0, a Species-Level Functional Trait Database of Palms Worldwide.”</w:t>
       </w:r>
       <w:r>
         <w:t xml:space="preserve"> </w:t>
@@ -5880,44 +5873,12 @@
         <w:t xml:space="preserve"> </w:t>
       </w:r>
       <w:r>
-        <w:t xml:space="preserve">4 (1): 170122.</w:t>
-      </w:r>
-    </w:p>
-    <w:bookmarkEnd w:id="152"/>
-    <w:bookmarkStart w:id="154" w:name="ref-Kissling2019"/>
-    <w:p>
-      <w:pPr>
-        <w:pStyle w:val="Bibliography"/>
-      </w:pPr>
-      <w:r>
-        <w:t xml:space="preserve">Kissling, W. D., H. Balslev, W. J. Baker, J. Dransfield, W. L. Eiserhardt, F. Borchsenius, et al. 2019.</w:t>
-      </w:r>
-      <w:r>
-        <w:t xml:space="preserve"> </w:t>
-      </w:r>
-      <w:r>
-        <w:t xml:space="preserve">“PalmTraits 1.0, a Species-Level Functional Trait Database of Palms Worldwide.”</w:t>
-      </w:r>
-      <w:r>
-        <w:t xml:space="preserve"> </w:t>
-      </w:r>
-      <w:r>
-        <w:rPr>
-          <w:i/>
-          <w:iCs/>
-        </w:rPr>
-        <w:t xml:space="preserve">Scientific Data</w:t>
-      </w:r>
-      <w:r>
-        <w:t xml:space="preserve"> </w:t>
-      </w:r>
-      <w:r>
         <w:t xml:space="preserve">6: 178.</w:t>
       </w:r>
       <w:r>
         <w:t xml:space="preserve"> </w:t>
       </w:r>
-      <w:hyperlink r:id="rId153">
+      <w:hyperlink r:id="rId154">
         <w:r>
           <w:rPr>
             <w:rStyle w:val="Hyperlink"/>
@@ -5929,8 +5890,8 @@
         <w:t xml:space="preserve">.</w:t>
       </w:r>
     </w:p>
-    <w:bookmarkEnd w:id="154"/>
-    <w:bookmarkStart w:id="155" w:name="ref-Kissling2012"/>
+    <w:bookmarkEnd w:id="155"/>
+    <w:bookmarkStart w:id="156" w:name="ref-Kissling2012"/>
     <w:p>
       <w:pPr>
         <w:pStyle w:val="Bibliography"/>
@@ -5961,8 +5922,8 @@
         <w:t xml:space="preserve">39: 2163–78.</w:t>
       </w:r>
     </w:p>
-    <w:bookmarkEnd w:id="155"/>
-    <w:bookmarkStart w:id="156" w:name="ref-Kraft2010"/>
+    <w:bookmarkEnd w:id="156"/>
+    <w:bookmarkStart w:id="157" w:name="ref-Kraft2010"/>
     <w:p>
       <w:pPr>
         <w:pStyle w:val="Bibliography"/>
@@ -5993,8 +5954,8 @@
         <w:t xml:space="preserve">80: 401–22.</w:t>
       </w:r>
     </w:p>
-    <w:bookmarkEnd w:id="156"/>
-    <w:bookmarkStart w:id="157" w:name="ref-Kraft2015"/>
+    <w:bookmarkEnd w:id="157"/>
+    <w:bookmarkStart w:id="158" w:name="ref-Kraft2015"/>
     <w:p>
       <w:pPr>
         <w:pStyle w:val="Bibliography"/>
@@ -6025,8 +5986,8 @@
         <w:t xml:space="preserve">29: 592–99.</w:t>
       </w:r>
     </w:p>
-    <w:bookmarkEnd w:id="157"/>
-    <w:bookmarkStart w:id="158" w:name="ref-Kraft2008"/>
+    <w:bookmarkEnd w:id="158"/>
+    <w:bookmarkStart w:id="159" w:name="ref-Kraft2008"/>
     <w:p>
       <w:pPr>
         <w:pStyle w:val="Bibliography"/>
@@ -6057,8 +6018,8 @@
         <w:t xml:space="preserve">322: 580–82.</w:t>
       </w:r>
     </w:p>
-    <w:bookmarkEnd w:id="158"/>
-    <w:bookmarkStart w:id="159" w:name="ref-Laliberte2010"/>
+    <w:bookmarkEnd w:id="159"/>
+    <w:bookmarkStart w:id="160" w:name="ref-Laliberte2010"/>
     <w:p>
       <w:pPr>
         <w:pStyle w:val="Bibliography"/>
@@ -6089,8 +6050,8 @@
         <w:t xml:space="preserve">91: 299–305.</w:t>
       </w:r>
     </w:p>
-    <w:bookmarkEnd w:id="159"/>
-    <w:bookmarkStart w:id="160" w:name="ref-Landim2025"/>
+    <w:bookmarkEnd w:id="160"/>
+    <w:bookmarkStart w:id="161" w:name="ref-Landim2025"/>
     <w:p>
       <w:pPr>
         <w:pStyle w:val="Bibliography"/>
@@ -6121,8 +6082,8 @@
         <w:t xml:space="preserve">292: 20242995.</w:t>
       </w:r>
     </w:p>
-    <w:bookmarkEnd w:id="160"/>
-    <w:bookmarkStart w:id="161" w:name="ref-Lavorel2013"/>
+    <w:bookmarkEnd w:id="161"/>
+    <w:bookmarkStart w:id="162" w:name="ref-Lavorel2013"/>
     <w:p>
       <w:pPr>
         <w:pStyle w:val="Bibliography"/>
@@ -6153,8 +6114,8 @@
         <w:t xml:space="preserve">101: 4–8.</w:t>
       </w:r>
     </w:p>
-    <w:bookmarkEnd w:id="161"/>
-    <w:bookmarkStart w:id="162" w:name="ref-Legendre2018"/>
+    <w:bookmarkEnd w:id="162"/>
+    <w:bookmarkStart w:id="163" w:name="ref-Legendre2018"/>
     <w:p>
       <w:pPr>
         <w:pStyle w:val="Bibliography"/>
@@ -6185,8 +6146,100 @@
         <w:t xml:space="preserve">41: 1820–24.</w:t>
       </w:r>
     </w:p>
-    <w:bookmarkEnd w:id="162"/>
-    <w:bookmarkStart w:id="164" w:name="ref-Lim2022"/>
+    <w:bookmarkEnd w:id="163"/>
+    <w:bookmarkStart w:id="165" w:name="ref-Lessard2012"/>
+    <w:p>
+      <w:pPr>
+        <w:pStyle w:val="Bibliography"/>
+      </w:pPr>
+      <w:r>
+        <w:t xml:space="preserve">Lessard, Jean-Philippe, Jonathan Belmaker, Jonathan A. Myers, Jonathan M. Chase, and Carsten Rahbek. 2012.</w:t>
+      </w:r>
+      <w:r>
+        <w:t xml:space="preserve"> </w:t>
+      </w:r>
+      <w:r>
+        <w:t xml:space="preserve">“Inferring Local Ecological Processes Amid Species Pool Influences.”</w:t>
+      </w:r>
+      <w:r>
+        <w:t xml:space="preserve"> </w:t>
+      </w:r>
+      <w:r>
+        <w:rPr>
+          <w:i/>
+          <w:iCs/>
+        </w:rPr>
+        <w:t xml:space="preserve">Trends in Ecology &amp; Evolution</w:t>
+      </w:r>
+      <w:r>
+        <w:t xml:space="preserve"> </w:t>
+      </w:r>
+      <w:r>
+        <w:t xml:space="preserve">27 (11): 600–607.</w:t>
+      </w:r>
+      <w:r>
+        <w:t xml:space="preserve"> </w:t>
+      </w:r>
+      <w:hyperlink r:id="rId164">
+        <w:r>
+          <w:rPr>
+            <w:rStyle w:val="Hyperlink"/>
+          </w:rPr>
+          <w:t xml:space="preserve">https://doi.org/10.1016/j.tree.2012.07.006</w:t>
+        </w:r>
+      </w:hyperlink>
+      <w:r>
+        <w:t xml:space="preserve">.</w:t>
+      </w:r>
+    </w:p>
+    <w:bookmarkEnd w:id="165"/>
+    <w:bookmarkStart w:id="167" w:name="ref-Lessard2016"/>
+    <w:p>
+      <w:pPr>
+        <w:pStyle w:val="Bibliography"/>
+      </w:pPr>
+      <w:r>
+        <w:t xml:space="preserve">Lessard, Jean-Philippe, Ben G. Weinstein, Michael K. Borregaard, Katharine A. Marske, Danny R. Martin, Jimmy A. McGuire, Juan L. Parra, Carsten Rahbek, and Catherine H. Graham. 2016.</w:t>
+      </w:r>
+      <w:r>
+        <w:t xml:space="preserve"> </w:t>
+      </w:r>
+      <w:r>
+        <w:t xml:space="preserve">“Process-Based Species Pools Reveal the Hidden Signature of Biotic Interactions Amid the Influence of Temperature Filtering.”</w:t>
+      </w:r>
+      <w:r>
+        <w:t xml:space="preserve"> </w:t>
+      </w:r>
+      <w:r>
+        <w:rPr>
+          <w:i/>
+          <w:iCs/>
+        </w:rPr>
+        <w:t xml:space="preserve">The American Naturalist</w:t>
+      </w:r>
+      <w:r>
+        <w:t xml:space="preserve"> </w:t>
+      </w:r>
+      <w:r>
+        <w:t xml:space="preserve">187 (1): 75–88.</w:t>
+      </w:r>
+      <w:r>
+        <w:t xml:space="preserve"> </w:t>
+      </w:r>
+      <w:hyperlink r:id="rId166">
+        <w:r>
+          <w:rPr>
+            <w:rStyle w:val="Hyperlink"/>
+          </w:rPr>
+          <w:t xml:space="preserve">https://doi.org/10.1086/684128</w:t>
+        </w:r>
+      </w:hyperlink>
+      <w:r>
+        <w:t xml:space="preserve">.</w:t>
+      </w:r>
+    </w:p>
+    <w:bookmarkEnd w:id="167"/>
+    <w:bookmarkStart w:id="169" w:name="ref-Lim2022"/>
     <w:p>
       <w:pPr>
         <w:pStyle w:val="Bibliography"/>
@@ -6219,7 +6272,7 @@
       <w:r>
         <w:t xml:space="preserve"> </w:t>
       </w:r>
-      <w:hyperlink r:id="rId163">
+      <w:hyperlink r:id="rId168">
         <w:r>
           <w:rPr>
             <w:rStyle w:val="Hyperlink"/>
@@ -6231,8 +6284,8 @@
         <w:t xml:space="preserve">.</w:t>
       </w:r>
     </w:p>
-    <w:bookmarkEnd w:id="164"/>
-    <w:bookmarkStart w:id="165" w:name="ref-lim2020frugivore"/>
+    <w:bookmarkEnd w:id="169"/>
+    <w:bookmarkStart w:id="170" w:name="ref-lim2020frugivore"/>
     <w:p>
       <w:pPr>
         <w:pStyle w:val="Bibliography"/>
@@ -6263,8 +6316,8 @@
         <w:t xml:space="preserve">11 (1): 4904.</w:t>
       </w:r>
     </w:p>
-    <w:bookmarkEnd w:id="165"/>
-    <w:bookmarkStart w:id="166" w:name="ref-Marjakangas2022"/>
+    <w:bookmarkEnd w:id="170"/>
+    <w:bookmarkStart w:id="171" w:name="ref-Marjakangas2022"/>
     <w:p>
       <w:pPr>
         <w:pStyle w:val="Bibliography"/>
@@ -6295,8 +6348,8 @@
         <w:t xml:space="preserve">92: e1502.</w:t>
       </w:r>
     </w:p>
-    <w:bookmarkEnd w:id="166"/>
-    <w:bookmarkStart w:id="167" w:name="ref-MarquesDracxler2022"/>
+    <w:bookmarkEnd w:id="171"/>
+    <w:bookmarkStart w:id="172" w:name="ref-MarquesDracxler2022"/>
     <w:p>
       <w:pPr>
         <w:pStyle w:val="Bibliography"/>
@@ -6327,8 +6380,8 @@
         <w:t xml:space="preserve">97: 527–53.</w:t>
       </w:r>
     </w:p>
-    <w:bookmarkEnd w:id="167"/>
-    <w:bookmarkStart w:id="168" w:name="ref-mason2013guide"/>
+    <w:bookmarkEnd w:id="172"/>
+    <w:bookmarkStart w:id="173" w:name="ref-mason2013guide"/>
     <w:p>
       <w:pPr>
         <w:pStyle w:val="Bibliography"/>
@@ -6359,8 +6412,8 @@
         <w:t xml:space="preserve">24 (5): 794–806.</w:t>
       </w:r>
     </w:p>
-    <w:bookmarkEnd w:id="168"/>
-    <w:bookmarkStart w:id="169" w:name="ref-mason2005functional"/>
+    <w:bookmarkEnd w:id="173"/>
+    <w:bookmarkStart w:id="174" w:name="ref-mason2005functional"/>
     <w:p>
       <w:pPr>
         <w:pStyle w:val="Bibliography"/>
@@ -6391,8 +6444,8 @@
         <w:t xml:space="preserve">111 (1): 112–18.</w:t>
       </w:r>
     </w:p>
-    <w:bookmarkEnd w:id="169"/>
-    <w:bookmarkStart w:id="170" w:name="ref-McCain2014"/>
+    <w:bookmarkEnd w:id="174"/>
+    <w:bookmarkStart w:id="175" w:name="ref-McCain2014"/>
     <w:p>
       <w:pPr>
         <w:pStyle w:val="Bibliography"/>
@@ -6423,8 +6476,8 @@
         <w:t xml:space="preserve">20: 1760–69.</w:t>
       </w:r>
     </w:p>
-    <w:bookmarkEnd w:id="170"/>
-    <w:bookmarkStart w:id="171" w:name="ref-McFadden2022"/>
+    <w:bookmarkEnd w:id="175"/>
+    <w:bookmarkStart w:id="176" w:name="ref-McFadden2022"/>
     <w:p>
       <w:pPr>
         <w:pStyle w:val="Bibliography"/>
@@ -6455,8 +6508,8 @@
         <w:t xml:space="preserve">25: 686–96.</w:t>
       </w:r>
     </w:p>
-    <w:bookmarkEnd w:id="171"/>
-    <w:bookmarkStart w:id="172" w:name="ref-Medeiros2018"/>
+    <w:bookmarkEnd w:id="176"/>
+    <w:bookmarkStart w:id="177" w:name="ref-Medeiros2018"/>
     <w:p>
       <w:pPr>
         <w:pStyle w:val="Bibliography"/>
@@ -6487,8 +6540,8 @@
         <w:t xml:space="preserve">115 (47): 12017–22.</w:t>
       </w:r>
     </w:p>
-    <w:bookmarkEnd w:id="172"/>
-    <w:bookmarkStart w:id="174" w:name="ref-Mendoza2019"/>
+    <w:bookmarkEnd w:id="177"/>
+    <w:bookmarkStart w:id="179" w:name="ref-Mendoza2019"/>
     <w:p>
       <w:pPr>
         <w:pStyle w:val="Bibliography"/>
@@ -6521,7 +6574,7 @@
       <w:r>
         <w:t xml:space="preserve"> </w:t>
       </w:r>
-      <w:hyperlink r:id="rId173">
+      <w:hyperlink r:id="rId178">
         <w:r>
           <w:rPr>
             <w:rStyle w:val="Hyperlink"/>
@@ -6533,8 +6586,8 @@
         <w:t xml:space="preserve">.</w:t>
       </w:r>
     </w:p>
-    <w:bookmarkEnd w:id="174"/>
-    <w:bookmarkStart w:id="175" w:name="ref-Messeder2021"/>
+    <w:bookmarkEnd w:id="179"/>
+    <w:bookmarkStart w:id="180" w:name="ref-Messeder2021"/>
     <w:p>
       <w:pPr>
         <w:pStyle w:val="Bibliography"/>
@@ -6565,8 +6618,8 @@
         <w:t xml:space="preserve">127: 577–95.</w:t>
       </w:r>
     </w:p>
-    <w:bookmarkEnd w:id="175"/>
-    <w:bookmarkStart w:id="176" w:name="ref-Montoya2010"/>
+    <w:bookmarkEnd w:id="180"/>
+    <w:bookmarkStart w:id="181" w:name="ref-Montoya2010"/>
     <w:p>
       <w:pPr>
         <w:pStyle w:val="Bibliography"/>
@@ -6597,8 +6650,8 @@
         <w:t xml:space="preserve">365: 2013–18.</w:t>
       </w:r>
     </w:p>
-    <w:bookmarkEnd w:id="176"/>
-    <w:bookmarkStart w:id="177" w:name="ref-Moretti2009"/>
+    <w:bookmarkEnd w:id="181"/>
+    <w:bookmarkStart w:id="182" w:name="ref-Moretti2009"/>
     <w:p>
       <w:pPr>
         <w:pStyle w:val="Bibliography"/>
@@ -6629,8 +6682,8 @@
         <w:t xml:space="preserve">32: 299–309.</w:t>
       </w:r>
     </w:p>
-    <w:bookmarkEnd w:id="177"/>
-    <w:bookmarkStart w:id="178" w:name="ref-morrone2014cladistic"/>
+    <w:bookmarkEnd w:id="182"/>
+    <w:bookmarkStart w:id="183" w:name="ref-morrone2014cladistic"/>
     <w:p>
       <w:pPr>
         <w:pStyle w:val="Bibliography"/>
@@ -6661,8 +6714,8 @@
         <w:t xml:space="preserve">30 (2): 202–14.</w:t>
       </w:r>
     </w:p>
-    <w:bookmarkEnd w:id="178"/>
-    <w:bookmarkStart w:id="179" w:name="ref-Munoz2019"/>
+    <w:bookmarkEnd w:id="183"/>
+    <w:bookmarkStart w:id="184" w:name="ref-Munoz2019"/>
     <w:p>
       <w:pPr>
         <w:pStyle w:val="Bibliography"/>
@@ -6693,8 +6746,8 @@
         <w:t xml:space="preserve">46: 466–84.</w:t>
       </w:r>
     </w:p>
-    <w:bookmarkEnd w:id="179"/>
-    <w:bookmarkStart w:id="181" w:name="ref-Nowak2022"/>
+    <w:bookmarkEnd w:id="184"/>
+    <w:bookmarkStart w:id="186" w:name="ref-Nowak2022"/>
     <w:p>
       <w:pPr>
         <w:pStyle w:val="Bibliography"/>
@@ -6727,7 +6780,7 @@
       <w:r>
         <w:t xml:space="preserve"> </w:t>
       </w:r>
-      <w:hyperlink r:id="rId180">
+      <w:hyperlink r:id="rId185">
         <w:r>
           <w:rPr>
             <w:rStyle w:val="Hyperlink"/>
@@ -6739,54 +6792,8 @@
         <w:t xml:space="preserve">.</w:t>
       </w:r>
     </w:p>
-    <w:bookmarkEnd w:id="181"/>
-    <w:bookmarkStart w:id="183" w:name="ref-Oliveira2016"/>
-    <w:p>
-      <w:pPr>
-        <w:pStyle w:val="Bibliography"/>
-      </w:pPr>
-      <w:r>
-        <w:t xml:space="preserve">Oliveira, Brunno F., Antonin Machac, Gabriel C. Costa, Thomas M. Brooks, Ana D. Davidson, Carlo Rondinini, and Catherine H. Graham. 2016.</w:t>
-      </w:r>
-      <w:r>
-        <w:t xml:space="preserve"> </w:t>
-      </w:r>
-      <w:r>
-        <w:t xml:space="preserve">“Species and Functional Diversity Accumulate Differently in Mammals.”</w:t>
-      </w:r>
-      <w:r>
-        <w:t xml:space="preserve"> </w:t>
-      </w:r>
-      <w:r>
-        <w:rPr>
-          <w:i/>
-          <w:iCs/>
-        </w:rPr>
-        <w:t xml:space="preserve">Global Ecology and Biogeography</w:t>
-      </w:r>
-      <w:r>
-        <w:t xml:space="preserve"> </w:t>
-      </w:r>
-      <w:r>
-        <w:t xml:space="preserve">25 (9): 1119–30.</w:t>
-      </w:r>
-      <w:r>
-        <w:t xml:space="preserve"> </w:t>
-      </w:r>
-      <w:hyperlink r:id="rId182">
-        <w:r>
-          <w:rPr>
-            <w:rStyle w:val="Hyperlink"/>
-          </w:rPr>
-          <w:t xml:space="preserve">https://doi.org/10.1111/geb.12471</w:t>
-        </w:r>
-      </w:hyperlink>
-      <w:r>
-        <w:t xml:space="preserve">.</w:t>
-      </w:r>
-    </w:p>
-    <w:bookmarkEnd w:id="183"/>
-    <w:bookmarkStart w:id="184" w:name="ref-Onstein2017"/>
+    <w:bookmarkEnd w:id="186"/>
+    <w:bookmarkStart w:id="187" w:name="ref-Onstein2017"/>
     <w:p>
       <w:pPr>
         <w:pStyle w:val="Bibliography"/>
@@ -6817,8 +6824,8 @@
         <w:t xml:space="preserve">1: 1903–11.</w:t>
       </w:r>
     </w:p>
-    <w:bookmarkEnd w:id="184"/>
-    <w:bookmarkStart w:id="185" w:name="ref-Onstein2014"/>
+    <w:bookmarkEnd w:id="187"/>
+    <w:bookmarkStart w:id="188" w:name="ref-Onstein2014"/>
     <w:p>
       <w:pPr>
         <w:pStyle w:val="Bibliography"/>
@@ -6849,8 +6856,8 @@
         <w:t xml:space="preserve">16: 331–40.</w:t>
       </w:r>
     </w:p>
-    <w:bookmarkEnd w:id="185"/>
-    <w:bookmarkStart w:id="186" w:name="ref-opedal2020using"/>
+    <w:bookmarkEnd w:id="188"/>
+    <w:bookmarkStart w:id="189" w:name="ref-opedal2020using"/>
     <w:p>
       <w:pPr>
         <w:pStyle w:val="Bibliography"/>
@@ -6881,8 +6888,8 @@
         <w:t xml:space="preserve">108 (2): 485–95.</w:t>
       </w:r>
     </w:p>
-    <w:bookmarkEnd w:id="186"/>
-    <w:bookmarkStart w:id="187" w:name="ref-Paine2011"/>
+    <w:bookmarkEnd w:id="189"/>
+    <w:bookmarkStart w:id="190" w:name="ref-Paine2011"/>
     <w:p>
       <w:pPr>
         <w:pStyle w:val="Bibliography"/>
@@ -6913,54 +6920,8 @@
         <w:t xml:space="preserve">120: 720–27.</w:t>
       </w:r>
     </w:p>
-    <w:bookmarkEnd w:id="187"/>
-    <w:bookmarkStart w:id="189" w:name="ref-Pinho2021"/>
-    <w:p>
-      <w:pPr>
-        <w:pStyle w:val="Bibliography"/>
-      </w:pPr>
-      <w:r>
-        <w:t xml:space="preserve">Pinho, Bruno X., Marcelo Tabarelli, Cajo J. F. ter Braak, S. Joseph Wright, Víctor Arroyo-Rodríguez, Maíra Benchimol, Bettina M. J. Engelbrecht, et al. 2021.</w:t>
-      </w:r>
-      <w:r>
-        <w:t xml:space="preserve"> </w:t>
-      </w:r>
-      <w:r>
-        <w:t xml:space="preserve">“Functional Biogeography of Neotropical Moist Forests: Trait–Climate Relationships and Assembly Patterns of Tree Communities.”</w:t>
-      </w:r>
-      <w:r>
-        <w:t xml:space="preserve"> </w:t>
-      </w:r>
-      <w:r>
-        <w:rPr>
-          <w:i/>
-          <w:iCs/>
-        </w:rPr>
-        <w:t xml:space="preserve">Global Ecology and Biogeography</w:t>
-      </w:r>
-      <w:r>
-        <w:t xml:space="preserve"> </w:t>
-      </w:r>
-      <w:r>
-        <w:t xml:space="preserve">30 (7): 1430–46.</w:t>
-      </w:r>
-      <w:r>
-        <w:t xml:space="preserve"> </w:t>
-      </w:r>
-      <w:hyperlink r:id="rId188">
-        <w:r>
-          <w:rPr>
-            <w:rStyle w:val="Hyperlink"/>
-          </w:rPr>
-          <w:t xml:space="preserve">https://doi.org/10.1111/geb.13309</w:t>
-        </w:r>
-      </w:hyperlink>
-      <w:r>
-        <w:t xml:space="preserve">.</w:t>
-      </w:r>
-    </w:p>
-    <w:bookmarkEnd w:id="189"/>
-    <w:bookmarkStart w:id="190" w:name="ref-ponisio2019network"/>
+    <w:bookmarkEnd w:id="190"/>
+    <w:bookmarkStart w:id="191" w:name="ref-ponisio2019network"/>
     <w:p>
       <w:pPr>
         <w:pStyle w:val="Bibliography"/>
@@ -6991,8 +6952,8 @@
         <w:t xml:space="preserve">7: 103.</w:t>
       </w:r>
     </w:p>
-    <w:bookmarkEnd w:id="190"/>
-    <w:bookmarkStart w:id="191" w:name="ref-Rabeau2025"/>
+    <w:bookmarkEnd w:id="191"/>
+    <w:bookmarkStart w:id="192" w:name="ref-Rabeau2025"/>
     <w:p>
       <w:pPr>
         <w:pStyle w:val="Bibliography"/>
@@ -7013,8 +6974,8 @@
         <w:t xml:space="preserve">bioRxiv 2025–2003.</w:t>
       </w:r>
     </w:p>
-    <w:bookmarkEnd w:id="191"/>
-    <w:bookmarkStart w:id="193" w:name="ref-Ricklefs1987"/>
+    <w:bookmarkEnd w:id="192"/>
+    <w:bookmarkStart w:id="194" w:name="ref-Ricklefs1987"/>
     <w:p>
       <w:pPr>
         <w:pStyle w:val="Bibliography"/>
@@ -7047,7 +7008,7 @@
       <w:r>
         <w:t xml:space="preserve"> </w:t>
       </w:r>
-      <w:hyperlink r:id="rId192">
+      <w:hyperlink r:id="rId193">
         <w:r>
           <w:rPr>
             <w:rStyle w:val="Hyperlink"/>
@@ -7059,8 +7020,8 @@
         <w:t xml:space="preserve">.</w:t>
       </w:r>
     </w:p>
-    <w:bookmarkEnd w:id="193"/>
-    <w:bookmarkStart w:id="194" w:name="ref-Roncal2013"/>
+    <w:bookmarkEnd w:id="194"/>
+    <w:bookmarkStart w:id="195" w:name="ref-Roncal2013"/>
     <w:p>
       <w:pPr>
         <w:pStyle w:val="Bibliography"/>
@@ -7091,8 +7052,8 @@
         <w:t xml:space="preserve">171: 44–60.</w:t>
       </w:r>
     </w:p>
-    <w:bookmarkEnd w:id="194"/>
-    <w:bookmarkStart w:id="196" w:name="ref-Rowan2020"/>
+    <w:bookmarkEnd w:id="195"/>
+    <w:bookmarkStart w:id="197" w:name="ref-Rowan2020"/>
     <w:p>
       <w:pPr>
         <w:pStyle w:val="Bibliography"/>
@@ -7125,7 +7086,7 @@
       <w:r>
         <w:t xml:space="preserve"> </w:t>
       </w:r>
-      <w:hyperlink r:id="rId195">
+      <w:hyperlink r:id="rId196">
         <w:r>
           <w:rPr>
             <w:rStyle w:val="Hyperlink"/>
@@ -7137,8 +7098,8 @@
         <w:t xml:space="preserve">.</w:t>
       </w:r>
     </w:p>
-    <w:bookmarkEnd w:id="196"/>
-    <w:bookmarkStart w:id="197" w:name="ref-Saravia2022"/>
+    <w:bookmarkEnd w:id="197"/>
+    <w:bookmarkStart w:id="198" w:name="ref-Saravia2022"/>
     <w:p>
       <w:pPr>
         <w:pStyle w:val="Bibliography"/>
@@ -7169,8 +7130,8 @@
         <w:t xml:space="preserve">91: 630–42.</w:t>
       </w:r>
     </w:p>
-    <w:bookmarkEnd w:id="197"/>
-    <w:bookmarkStart w:id="198" w:name="ref-Schleuning2012"/>
+    <w:bookmarkEnd w:id="198"/>
+    <w:bookmarkStart w:id="199" w:name="ref-Schleuning2012"/>
     <w:p>
       <w:pPr>
         <w:pStyle w:val="Bibliography"/>
@@ -7201,8 +7162,8 @@
         <w:t xml:space="preserve">22: 1925–31.</w:t>
       </w:r>
     </w:p>
-    <w:bookmarkEnd w:id="198"/>
-    <w:bookmarkStart w:id="199" w:name="ref-Schleuning2015"/>
+    <w:bookmarkEnd w:id="199"/>
+    <w:bookmarkStart w:id="200" w:name="ref-Schleuning2015"/>
     <w:p>
       <w:pPr>
         <w:pStyle w:val="Bibliography"/>
@@ -7233,8 +7194,8 @@
         <w:t xml:space="preserve">38 (4): 380–92.</w:t>
       </w:r>
     </w:p>
-    <w:bookmarkEnd w:id="199"/>
-    <w:bookmarkStart w:id="201" w:name="ref-Schleuning2016"/>
+    <w:bookmarkEnd w:id="200"/>
+    <w:bookmarkStart w:id="202" w:name="ref-Schleuning2016"/>
     <w:p>
       <w:pPr>
         <w:pStyle w:val="Bibliography"/>
@@ -7267,7 +7228,7 @@
       <w:r>
         <w:t xml:space="preserve"> </w:t>
       </w:r>
-      <w:hyperlink r:id="rId200">
+      <w:hyperlink r:id="rId201">
         <w:r>
           <w:rPr>
             <w:rStyle w:val="Hyperlink"/>
@@ -7279,8 +7240,8 @@
         <w:t xml:space="preserve">.</w:t>
       </w:r>
     </w:p>
-    <w:bookmarkEnd w:id="201"/>
-    <w:bookmarkStart w:id="202" w:name="ref-Schleuning2023"/>
+    <w:bookmarkEnd w:id="202"/>
+    <w:bookmarkStart w:id="203" w:name="ref-Schleuning2023"/>
     <w:p>
       <w:pPr>
         <w:pStyle w:val="Bibliography"/>
@@ -7311,8 +7272,8 @@
         <w:t xml:space="preserve">37: 4–12.</w:t>
       </w:r>
     </w:p>
-    <w:bookmarkEnd w:id="202"/>
-    <w:bookmarkStart w:id="203" w:name="ref-Strydom2022"/>
+    <w:bookmarkEnd w:id="203"/>
+    <w:bookmarkStart w:id="204" w:name="ref-Strydom2022"/>
     <w:p>
       <w:pPr>
         <w:pStyle w:val="Bibliography"/>
@@ -7343,8 +7304,8 @@
         <w:t xml:space="preserve">13 (12): 2838–49.</w:t>
       </w:r>
     </w:p>
-    <w:bookmarkEnd w:id="203"/>
-    <w:bookmarkStart w:id="204" w:name="ref-Su2022"/>
+    <w:bookmarkEnd w:id="204"/>
+    <w:bookmarkStart w:id="205" w:name="ref-Su2022"/>
     <w:p>
       <w:pPr>
         <w:pStyle w:val="Bibliography"/>
@@ -7375,8 +7336,8 @@
         <w:t xml:space="preserve">31 (4): 700–713.</w:t>
       </w:r>
     </w:p>
-    <w:bookmarkEnd w:id="204"/>
-    <w:bookmarkStart w:id="206" w:name="ref-Svenning2015"/>
+    <w:bookmarkEnd w:id="205"/>
+    <w:bookmarkStart w:id="207" w:name="ref-Svenning2015"/>
     <w:p>
       <w:pPr>
         <w:pStyle w:val="Bibliography"/>
@@ -7409,7 +7370,7 @@
       <w:r>
         <w:t xml:space="preserve"> </w:t>
       </w:r>
-      <w:hyperlink r:id="rId205">
+      <w:hyperlink r:id="rId206">
         <w:r>
           <w:rPr>
             <w:rStyle w:val="Hyperlink"/>
@@ -7421,8 +7382,8 @@
         <w:t xml:space="preserve">.</w:t>
       </w:r>
     </w:p>
-    <w:bookmarkEnd w:id="206"/>
-    <w:bookmarkStart w:id="207" w:name="ref-SvenningEtAl2015"/>
+    <w:bookmarkEnd w:id="207"/>
+    <w:bookmarkStart w:id="208" w:name="ref-SvenningEtAl2015"/>
     <w:p>
       <w:pPr>
         <w:pStyle w:val="Bibliography"/>
@@ -7455,7 +7416,7 @@
       <w:r>
         <w:t xml:space="preserve"> </w:t>
       </w:r>
-      <w:hyperlink r:id="rId205">
+      <w:hyperlink r:id="rId206">
         <w:r>
           <w:rPr>
             <w:rStyle w:val="Hyperlink"/>
@@ -7467,8 +7428,54 @@
         <w:t xml:space="preserve">.</w:t>
       </w:r>
     </w:p>
-    <w:bookmarkEnd w:id="207"/>
-    <w:bookmarkStart w:id="208" w:name="ref-thuiller2024navigating"/>
+    <w:bookmarkEnd w:id="208"/>
+    <w:bookmarkStart w:id="210" w:name="ref-SvenningSandel2013"/>
+    <w:p>
+      <w:pPr>
+        <w:pStyle w:val="Bibliography"/>
+      </w:pPr>
+      <w:r>
+        <w:t xml:space="preserve">Svenning, Jens-Christian, and Brody Sandel. 2013.</w:t>
+      </w:r>
+      <w:r>
+        <w:t xml:space="preserve"> </w:t>
+      </w:r>
+      <w:r>
+        <w:t xml:space="preserve">“Disequilibrium Vegetation Dynamics Under Future Climate Change.”</w:t>
+      </w:r>
+      <w:r>
+        <w:t xml:space="preserve"> </w:t>
+      </w:r>
+      <w:r>
+        <w:rPr>
+          <w:i/>
+          <w:iCs/>
+        </w:rPr>
+        <w:t xml:space="preserve">American Journal of Botany</w:t>
+      </w:r>
+      <w:r>
+        <w:t xml:space="preserve"> </w:t>
+      </w:r>
+      <w:r>
+        <w:t xml:space="preserve">100 (7): 1266–86.</w:t>
+      </w:r>
+      <w:r>
+        <w:t xml:space="preserve"> </w:t>
+      </w:r>
+      <w:hyperlink r:id="rId209">
+        <w:r>
+          <w:rPr>
+            <w:rStyle w:val="Hyperlink"/>
+          </w:rPr>
+          <w:t xml:space="preserve">https://doi.org/10.3732/ajb.1200469</w:t>
+        </w:r>
+      </w:hyperlink>
+      <w:r>
+        <w:t xml:space="preserve">.</w:t>
+      </w:r>
+    </w:p>
+    <w:bookmarkEnd w:id="210"/>
+    <w:bookmarkStart w:id="211" w:name="ref-thuiller2024navigating"/>
     <w:p>
       <w:pPr>
         <w:pStyle w:val="Bibliography"/>
@@ -7499,8 +7506,8 @@
         <w:t xml:space="preserve">51 (4): 550–59.</w:t>
       </w:r>
     </w:p>
-    <w:bookmarkEnd w:id="208"/>
-    <w:bookmarkStart w:id="209" w:name="ref-Tilman2004"/>
+    <w:bookmarkEnd w:id="211"/>
+    <w:bookmarkStart w:id="212" w:name="ref-Tilman2004"/>
     <w:p>
       <w:pPr>
         <w:pStyle w:val="Bibliography"/>
@@ -7531,8 +7538,8 @@
         <w:t xml:space="preserve">101 (30): 10854–61.</w:t>
       </w:r>
     </w:p>
-    <w:bookmarkEnd w:id="209"/>
-    <w:bookmarkStart w:id="211" w:name="ref-Tinoco2018"/>
+    <w:bookmarkEnd w:id="212"/>
+    <w:bookmarkStart w:id="214" w:name="ref-Tinoco2018"/>
     <w:p>
       <w:pPr>
         <w:pStyle w:val="Bibliography"/>
@@ -7565,7 +7572,7 @@
       <w:r>
         <w:t xml:space="preserve"> </w:t>
       </w:r>
-      <w:hyperlink r:id="rId210">
+      <w:hyperlink r:id="rId213">
         <w:r>
           <w:rPr>
             <w:rStyle w:val="Hyperlink"/>
@@ -7577,8 +7584,8 @@
         <w:t xml:space="preserve">.</w:t>
       </w:r>
     </w:p>
-    <w:bookmarkEnd w:id="211"/>
-    <w:bookmarkStart w:id="212" w:name="ref-Tylianakis2008"/>
+    <w:bookmarkEnd w:id="214"/>
+    <w:bookmarkStart w:id="215" w:name="ref-Tylianakis2008"/>
     <w:p>
       <w:pPr>
         <w:pStyle w:val="Bibliography"/>
@@ -7609,8 +7616,8 @@
         <w:t xml:space="preserve">11: 1351–63.</w:t>
       </w:r>
     </w:p>
-    <w:bookmarkEnd w:id="212"/>
-    <w:bookmarkStart w:id="213" w:name="ref-Villeger2008"/>
+    <w:bookmarkEnd w:id="215"/>
+    <w:bookmarkStart w:id="216" w:name="ref-Villeger2008"/>
     <w:p>
       <w:pPr>
         <w:pStyle w:val="Bibliography"/>
@@ -7641,8 +7648,8 @@
         <w:t xml:space="preserve">89: 2290–2301.</w:t>
       </w:r>
     </w:p>
-    <w:bookmarkEnd w:id="213"/>
-    <w:bookmarkStart w:id="214" w:name="ref-Weiher1998"/>
+    <w:bookmarkEnd w:id="216"/>
+    <w:bookmarkStart w:id="217" w:name="ref-Weiher1998"/>
     <w:p>
       <w:pPr>
         <w:pStyle w:val="Bibliography"/>
@@ -7657,8 +7664,8 @@
         <w:t xml:space="preserve">“Community Assembly Rules, Morphological Dispersion, and the Coexistence of Plant Species.”</w:t>
       </w:r>
     </w:p>
-    <w:bookmarkEnd w:id="214"/>
-    <w:bookmarkStart w:id="216" w:name="ref-WiensDonoghue2004"/>
+    <w:bookmarkEnd w:id="217"/>
+    <w:bookmarkStart w:id="219" w:name="ref-WiensDonoghue2004"/>
     <w:p>
       <w:pPr>
         <w:pStyle w:val="Bibliography"/>
@@ -7691,7 +7698,7 @@
       <w:r>
         <w:t xml:space="preserve"> </w:t>
       </w:r>
-      <w:hyperlink r:id="rId215">
+      <w:hyperlink r:id="rId218">
         <w:r>
           <w:rPr>
             <w:rStyle w:val="Hyperlink"/>
@@ -7703,8 +7710,8 @@
         <w:t xml:space="preserve">.</w:t>
       </w:r>
     </w:p>
-    <w:bookmarkEnd w:id="216"/>
-    <w:bookmarkStart w:id="218" w:name="ref-Wilman2014"/>
+    <w:bookmarkEnd w:id="219"/>
+    <w:bookmarkStart w:id="221" w:name="ref-Wilman2014"/>
     <w:p>
       <w:pPr>
         <w:pStyle w:val="Bibliography"/>
@@ -7737,7 +7744,7 @@
       <w:r>
         <w:t xml:space="preserve"> </w:t>
       </w:r>
-      <w:hyperlink r:id="rId217">
+      <w:hyperlink r:id="rId220">
         <w:r>
           <w:rPr>
             <w:rStyle w:val="Hyperlink"/>
@@ -7749,8 +7756,8 @@
         <w:t xml:space="preserve">.</w:t>
       </w:r>
     </w:p>
-    <w:bookmarkEnd w:id="218"/>
-    <w:bookmarkStart w:id="220" w:name="ref-Wood2017"/>
+    <w:bookmarkEnd w:id="221"/>
+    <w:bookmarkStart w:id="223" w:name="ref-Wood2017"/>
     <w:p>
       <w:pPr>
         <w:pStyle w:val="Bibliography"/>
@@ -7774,7 +7781,7 @@
       <w:r>
         <w:t xml:space="preserve"> </w:t>
       </w:r>
-      <w:hyperlink r:id="rId219">
+      <w:hyperlink r:id="rId222">
         <w:r>
           <w:rPr>
             <w:rStyle w:val="Hyperlink"/>
@@ -7786,8 +7793,8 @@
         <w:t xml:space="preserve">.</w:t>
       </w:r>
     </w:p>
-    <w:bookmarkEnd w:id="220"/>
-    <w:bookmarkStart w:id="221" w:name="ref-Yahaya2024"/>
+    <w:bookmarkEnd w:id="223"/>
+    <w:bookmarkStart w:id="224" w:name="ref-Yahaya2024"/>
     <w:p>
       <w:pPr>
         <w:pStyle w:val="Bibliography"/>
@@ -7818,8 +7825,8 @@
         <w:t xml:space="preserve">2024 (9): e10533.</w:t>
       </w:r>
     </w:p>
-    <w:bookmarkEnd w:id="221"/>
-    <w:bookmarkStart w:id="222" w:name="ref-Zona1989"/>
+    <w:bookmarkEnd w:id="224"/>
+    <w:bookmarkStart w:id="225" w:name="ref-Zona1989"/>
     <w:p>
       <w:pPr>
         <w:pStyle w:val="Bibliography"/>
@@ -7850,9 +7857,9 @@
         <w:t xml:space="preserve">11: 6–21.</w:t>
       </w:r>
     </w:p>
-    <w:bookmarkEnd w:id="222"/>
-    <w:bookmarkEnd w:id="223"/>
-    <w:bookmarkEnd w:id="224"/>
+    <w:bookmarkEnd w:id="225"/>
+    <w:bookmarkEnd w:id="226"/>
+    <w:bookmarkEnd w:id="227"/>
     <w:sectPr/>
   </w:body>
 </w:document>
